--- a/svoyo-delo/대본/3부/09화_Boris_Igorevich.docx
+++ b/svoyo-delo/대본/3부/09화_Boris_Igorevich.docx
@@ -98,7 +98,7 @@
         <w:t xml:space="preserve"> </w:t>
       </w:r>
       <w:r>
-        <w:t xml:space="preserve">- 규칙: 지문 없음. 전 화 100% 「화자명: 대사」. 1턴 15단어 이내 + 긴 턴 10~15회(25~35단어). 문법 초점(B2): 가정법(Ты бы продал, а я бы купил. И мы бы оба проиграли), 형동사(испуганный директор), 명령형과 호칭(Заходи. Разувайся).</w:t>
+        <w:t xml:space="preserve">- 규칙: 지문 없음. 전 화 100% 「화자명: 대사」. 1턴 20단어 이내 + 긴 턴 10~15회(30~50단어). 문법 초점(B2): 가정법(Ты бы продал, а я бы купил. И мы бы оба проиграли), 형동사(испуганный директор), 명령형과 호칭(Заходи. Разувайся).</w:t>
       </w:r>
       <w:r>
         <w:t xml:space="preserve"> </w:t>
@@ -887,119 +887,119 @@
         <w:pStyle w:val="FirstParagraph"/>
       </w:pPr>
       <w:r>
-        <w:t xml:space="preserve">IRINA: Полугодие закрыто. Выручка — четырнадцать миллионов. Прибыль — восемьсот тысяч. Склад — четыреста шприцев.</w:t>
-      </w:r>
-    </w:p>
-    <w:p>
-      <w:pPr>
-        <w:pStyle w:val="BodyText"/>
-      </w:pPr>
-      <w:r>
-        <w:t xml:space="preserve">ALEKSEY: Четыреста. Из трёх с половиной тысяч. К сентябрю — ноль.</w:t>
-      </w:r>
-    </w:p>
-    <w:p>
-      <w:pPr>
-        <w:pStyle w:val="BodyText"/>
-      </w:pPr>
-      <w:r>
-        <w:t xml:space="preserve">DIMA: А в листе ожидания — тридцать четыре врача. Плюс Рублёвка. Плюс Тула просит свой центр.</w:t>
-      </w:r>
-    </w:p>
-    <w:p>
-      <w:pPr>
-        <w:pStyle w:val="BodyText"/>
-      </w:pPr>
-      <w:r>
-        <w:t xml:space="preserve">OLGA: Значит, нужен второй контейнер. Сеул готов?</w:t>
-      </w:r>
-    </w:p>
-    <w:p>
-      <w:pPr>
-        <w:pStyle w:val="BodyText"/>
-      </w:pPr>
-      <w:r>
-        <w:t xml:space="preserve">ALEKSEY: Доюн говорит — готов. Десять тысяч шприцев. Двести восемьдесят тысяч долларов. Отсрочка — шестьдесят дней.</w:t>
-      </w:r>
-    </w:p>
-    <w:p>
-      <w:pPr>
-        <w:pStyle w:val="BodyText"/>
-      </w:pPr>
-      <w:r>
-        <w:t xml:space="preserve">IRINA: Двадцать пять миллионов рублей. За шестьдесят дней мы продадим максимум три тысячи. Не хватает пятнадцати миллионов. Плюс Тула, плюс второй менеджер. Итого нужно около сорока миллионов на два года.</w:t>
-      </w:r>
-    </w:p>
-    <w:p>
-      <w:pPr>
-        <w:pStyle w:val="BodyText"/>
-      </w:pPr>
-      <w:r>
-        <w:t xml:space="preserve">ALEKSEY: Сорок миллионов. Банк?</w:t>
-      </w:r>
-    </w:p>
-    <w:p>
-      <w:pPr>
-        <w:pStyle w:val="BodyText"/>
-      </w:pPr>
-      <w:r>
-        <w:t xml:space="preserve">IRINA: Григорьев перезвонил сам. Как обещал: «с удостоверением — первые». Пятнадцать миллионов. Девятнадцать процентов. Залог — ваша квартира.</w:t>
-      </w:r>
-    </w:p>
-    <w:p>
-      <w:pPr>
-        <w:pStyle w:val="BodyText"/>
-      </w:pPr>
-      <w:r>
-        <w:t xml:space="preserve">ALEKSEY: Квартира уже заложена. Второй раз — нет.</w:t>
-      </w:r>
-    </w:p>
-    <w:p>
-      <w:pPr>
-        <w:pStyle w:val="BodyText"/>
-      </w:pPr>
-      <w:r>
-        <w:t xml:space="preserve">OLGA: И не надо. Банк даёт деньги. Партнёр даёт деньги и голову. Нам нужна голова.</w:t>
-      </w:r>
-    </w:p>
-    <w:p>
-      <w:pPr>
-        <w:pStyle w:val="BodyText"/>
-      </w:pPr>
-      <w:r>
-        <w:t xml:space="preserve">IRINA: Тогда Ланской. Помните? Два года назад я говорила.</w:t>
-      </w:r>
-    </w:p>
-    <w:p>
-      <w:pPr>
-        <w:pStyle w:val="BodyText"/>
-      </w:pPr>
-      <w:r>
-        <w:t xml:space="preserve">ALEKSEY: Помню. «Ни одного конверта». Вы проверяли его холдинг.</w:t>
-      </w:r>
-    </w:p>
-    <w:p>
-      <w:pPr>
-        <w:pStyle w:val="BodyText"/>
-      </w:pPr>
-      <w:r>
-        <w:t xml:space="preserve">IRINA: Пять лет назад. Строительство без конвертов — я такого больше не видела. Вчера мне позвонил Лев Маркович. Мой бывший партнёр по аудиту. Он двадцать лет ведёт дела Ланского.</w:t>
-      </w:r>
-    </w:p>
-    <w:p>
-      <w:pPr>
-        <w:pStyle w:val="BodyText"/>
-      </w:pPr>
-      <w:r>
-        <w:t xml:space="preserve">ALEKSEY: И?</w:t>
-      </w:r>
-    </w:p>
-    <w:p>
-      <w:pPr>
-        <w:pStyle w:val="BodyText"/>
-      </w:pPr>
-      <w:r>
-        <w:t xml:space="preserve">IRINA: Борис Игоревич приглашает вас на дачу. В субботу. Одного. Без презентации.</w:t>
+        <w:t xml:space="preserve">IRINA: Полугодие закрыто. Выручка — четырнадцать миллионов, прибыль — восемьсот тысяч, а на складе осталось четыреста шприцев.</w:t>
+      </w:r>
+    </w:p>
+    <w:p>
+      <w:pPr>
+        <w:pStyle w:val="BodyText"/>
+      </w:pPr>
+      <w:r>
+        <w:t xml:space="preserve">ALEKSEY: Четыреста из трёх с половиной тысяч. Значит, к сентябрю склад будет пустой.</w:t>
+      </w:r>
+    </w:p>
+    <w:p>
+      <w:pPr>
+        <w:pStyle w:val="BodyText"/>
+      </w:pPr>
+      <w:r>
+        <w:t xml:space="preserve">DIMA: А в листе ожидания тридцать четыре врача, плюс Рублёвка, и ещё Тула просит свой центр.</w:t>
+      </w:r>
+    </w:p>
+    <w:p>
+      <w:pPr>
+        <w:pStyle w:val="BodyText"/>
+      </w:pPr>
+      <w:r>
+        <w:t xml:space="preserve">OLGA: Значит, нужен второй контейнер. Сеул к этому готов?</w:t>
+      </w:r>
+    </w:p>
+    <w:p>
+      <w:pPr>
+        <w:pStyle w:val="BodyText"/>
+      </w:pPr>
+      <w:r>
+        <w:t xml:space="preserve">ALEKSEY: Доюн говорит, что готов: десять тысяч шприцев за двести восемьдесят тысяч долларов, с отсрочкой в шестьдесят дней.</w:t>
+      </w:r>
+    </w:p>
+    <w:p>
+      <w:pPr>
+        <w:pStyle w:val="BodyText"/>
+      </w:pPr>
+      <w:r>
+        <w:t xml:space="preserve">IRINA: Это двадцать пять миллионов рублей. За шестьдесят дней мы продадим максимум три тысячи, и пятнадцати миллионов не хватает. Плюс Тула, плюс второй менеджер. Итого нам нужно около сорока миллионов на два года.</w:t>
+      </w:r>
+    </w:p>
+    <w:p>
+      <w:pPr>
+        <w:pStyle w:val="BodyText"/>
+      </w:pPr>
+      <w:r>
+        <w:t xml:space="preserve">ALEKSEY: Сорок миллионов… А что, если снова пойти в банк?</w:t>
+      </w:r>
+    </w:p>
+    <w:p>
+      <w:pPr>
+        <w:pStyle w:val="BodyText"/>
+      </w:pPr>
+      <w:r>
+        <w:t xml:space="preserve">IRINA: Григорьев перезвонил сам, как и обещал: «с удостоверением — первые». Пятнадцать миллионов под девятнадцать процентов, а в залог ваша квартира.</w:t>
+      </w:r>
+    </w:p>
+    <w:p>
+      <w:pPr>
+        <w:pStyle w:val="BodyText"/>
+      </w:pPr>
+      <w:r>
+        <w:t xml:space="preserve">ALEKSEY: Квартира уже заложена, и второй раз я на это ни за что не пойду.</w:t>
+      </w:r>
+    </w:p>
+    <w:p>
+      <w:pPr>
+        <w:pStyle w:val="BodyText"/>
+      </w:pPr>
+      <w:r>
+        <w:t xml:space="preserve">OLGA: И не надо. Банк даёт деньги. Партнёр даёт деньги и голову. А нам сейчас нужна именно голова.</w:t>
+      </w:r>
+    </w:p>
+    <w:p>
+      <w:pPr>
+        <w:pStyle w:val="BodyText"/>
+      </w:pPr>
+      <w:r>
+        <w:t xml:space="preserve">IRINA: Тогда Ланской. Помните, я говорила о нём два года назад?</w:t>
+      </w:r>
+    </w:p>
+    <w:p>
+      <w:pPr>
+        <w:pStyle w:val="BodyText"/>
+      </w:pPr>
+      <w:r>
+        <w:t xml:space="preserve">ALEKSEY: Помню: «Ни одного конверта». Вы тогда проверяли его холдинг.</w:t>
+      </w:r>
+    </w:p>
+    <w:p>
+      <w:pPr>
+        <w:pStyle w:val="BodyText"/>
+      </w:pPr>
+      <w:r>
+        <w:t xml:space="preserve">IRINA: Пять лет назад. Строительство без конвертов — я такого больше никогда не видела. Вчера мне позвонил Лев Маркович, мой бывший партнёр по аудиту, который двадцать лет ведёт дела Ланского, и сказал, что тот хочет с вами познакомиться.</w:t>
+      </w:r>
+    </w:p>
+    <w:p>
+      <w:pPr>
+        <w:pStyle w:val="BodyText"/>
+      </w:pPr>
+      <w:r>
+        <w:t xml:space="preserve">ALEKSEY: И что же он сказал?</w:t>
+      </w:r>
+    </w:p>
+    <w:p>
+      <w:pPr>
+        <w:pStyle w:val="BodyText"/>
+      </w:pPr>
+      <w:r>
+        <w:t xml:space="preserve">IRINA: Борис Игоревич приглашает вас на дачу в субботу. Одного и без презентации.</w:t>
       </w:r>
     </w:p>
     <w:bookmarkEnd w:id="21"/>
@@ -1017,199 +1017,199 @@
         <w:pStyle w:val="FirstParagraph"/>
       </w:pPr>
       <w:r>
-        <w:t xml:space="preserve">ALEKSEY: Без презентации? Как я ему покажу цифры?</w:t>
-      </w:r>
-    </w:p>
-    <w:p>
-      <w:pPr>
-        <w:pStyle w:val="BodyText"/>
-      </w:pPr>
-      <w:r>
-        <w:t xml:space="preserve">IRINA: Цифры я ему пришлю сама. Он попросил. Сказал Льву Марковичу: «Цифры пусть пришлёт Белова. Ей я верю. Она меня проверяла». Это редкость. Обычно тех, кто проверял, не любят.</w:t>
-      </w:r>
-    </w:p>
-    <w:p>
-      <w:pPr>
-        <w:pStyle w:val="BodyText"/>
-      </w:pPr>
-      <w:r>
-        <w:t xml:space="preserve">OLGA: Значит, на даче он будет проверять не цифры. Он будет проверять вас.</w:t>
-      </w:r>
-    </w:p>
-    <w:p>
-      <w:pPr>
-        <w:pStyle w:val="BodyText"/>
-      </w:pPr>
-      <w:r>
-        <w:t xml:space="preserve">ALEKSEY: Как?</w:t>
-      </w:r>
-    </w:p>
-    <w:p>
-      <w:pPr>
-        <w:pStyle w:val="BodyText"/>
-      </w:pPr>
-      <w:r>
-        <w:t xml:space="preserve">OLGA: Не знаю. Каждый по-своему. Один мой директор проверял людей рыбалкой. Кто торопится, тот не ловит.</w:t>
-      </w:r>
-    </w:p>
-    <w:p>
-      <w:pPr>
-        <w:pStyle w:val="BodyText"/>
-      </w:pPr>
-      <w:r>
-        <w:t xml:space="preserve">ALEKSEY: Тогда я пропал.</w:t>
-      </w:r>
-    </w:p>
-    <w:p>
-      <w:pPr>
-        <w:pStyle w:val="BodyText"/>
-      </w:pPr>
-      <w:r>
-        <w:t xml:space="preserve">IRINA: Расскажу, что знаю. Шестьдесят четыре года. Строительство с девяносто второго. Сейчас — тридцать процентов холдинга в медицине. Больница в Подольске, два диагностических центра. И ещё: он не любит, когда его торопят.</w:t>
-      </w:r>
-    </w:p>
-    <w:p>
-      <w:pPr>
-        <w:pStyle w:val="BodyText"/>
-      </w:pPr>
-      <w:r>
-        <w:t xml:space="preserve">ALEKSEY: Почему медицина? Строитель.</w:t>
-      </w:r>
-    </w:p>
-    <w:p>
-      <w:pPr>
-        <w:pStyle w:val="BodyText"/>
-      </w:pPr>
-      <w:r>
-        <w:t xml:space="preserve">IRINA: Не знаю. В отчётах этого нет. Это вы спросите сами. Если он захочет ответить.</w:t>
-      </w:r>
-    </w:p>
-    <w:p>
-      <w:pPr>
-        <w:pStyle w:val="BodyText"/>
-      </w:pPr>
-      <w:r>
-        <w:t xml:space="preserve">OLGA: Правила дачи. Первое — время. Не опаздывать. И не приезжать раньше. Ровно.</w:t>
-      </w:r>
-    </w:p>
-    <w:p>
-      <w:pPr>
-        <w:pStyle w:val="BodyText"/>
-      </w:pPr>
-      <w:r>
-        <w:t xml:space="preserve">ALEKSEY: Как Ирина в кафе. Восемь ноль-ноль.</w:t>
-      </w:r>
-    </w:p>
-    <w:p>
-      <w:pPr>
-        <w:pStyle w:val="BodyText"/>
-      </w:pPr>
-      <w:r>
-        <w:t xml:space="preserve">OLGA: Второе — подарок. Дорогой подарок на даче — это обида. Значит, вы думаете, что его можно купить.</w:t>
-      </w:r>
-    </w:p>
-    <w:p>
-      <w:pPr>
-        <w:pStyle w:val="BodyText"/>
-      </w:pPr>
-      <w:r>
-        <w:t xml:space="preserve">ALEKSEY: Тогда что?</w:t>
-      </w:r>
-    </w:p>
-    <w:p>
-      <w:pPr>
-        <w:pStyle w:val="BodyText"/>
-      </w:pPr>
-      <w:r>
-        <w:t xml:space="preserve">IRINA: Что-то, что нельзя купить. Что-то ваше.</w:t>
-      </w:r>
-    </w:p>
-    <w:p>
-      <w:pPr>
-        <w:pStyle w:val="BodyText"/>
-      </w:pPr>
-      <w:r>
-        <w:t xml:space="preserve">ALEKSEY: У бабушки есть малиновое варенье. Из её сада. Она варит каждый август.</w:t>
-      </w:r>
-    </w:p>
-    <w:p>
-      <w:pPr>
-        <w:pStyle w:val="BodyText"/>
-      </w:pPr>
-      <w:r>
-        <w:t xml:space="preserve">OLGA: Варенье. Хорошо. Третье — разговор. О деле не начинайте. Начнёт он. Может, через час. Может, через три. Может, вообще не начнёт. Тогда это значит «нет», только вежливо.</w:t>
-      </w:r>
-    </w:p>
-    <w:p>
-      <w:pPr>
-        <w:pStyle w:val="BodyText"/>
-      </w:pPr>
-      <w:r>
-        <w:t xml:space="preserve">ALEKSEY: А если он не начнёт, а я не начну?</w:t>
-      </w:r>
-    </w:p>
-    <w:p>
-      <w:pPr>
-        <w:pStyle w:val="BodyText"/>
-      </w:pPr>
-      <w:r>
-        <w:t xml:space="preserve">OLGA: Тогда вы поедете домой с пустыми руками и с банкой варенья меньше. Это тоже ответ.</w:t>
-      </w:r>
-    </w:p>
-    <w:p>
-      <w:pPr>
-        <w:pStyle w:val="BodyText"/>
-      </w:pPr>
-      <w:r>
-        <w:t xml:space="preserve">IRINA: Четвёртое — обращение. Борис Игоревич. Только так. Даже если он скажет «зови меня Борис».</w:t>
-      </w:r>
-    </w:p>
-    <w:p>
-      <w:pPr>
-        <w:pStyle w:val="BodyText"/>
-      </w:pPr>
-      <w:r>
-        <w:t xml:space="preserve">ALEKSEY: А если он будет на «ты»?</w:t>
-      </w:r>
-    </w:p>
-    <w:p>
-      <w:pPr>
-        <w:pStyle w:val="BodyText"/>
-      </w:pPr>
-      <w:r>
-        <w:t xml:space="preserve">OLGA: Будет. Ему шестьдесят четыре, вам тридцать шесть. Он на «ты», вы — на «вы». Не обижайтесь. Это не неуважение. Это возраст и дача. В Москве так часто. Главное — вы не переходите на «ты» первым.</w:t>
-      </w:r>
-    </w:p>
-    <w:p>
-      <w:pPr>
-        <w:pStyle w:val="BodyText"/>
-      </w:pPr>
-      <w:r>
-        <w:t xml:space="preserve">ALEKSEY: Понял. А сумма? Если он спросит, сколько нам нужно?</w:t>
-      </w:r>
-    </w:p>
-    <w:p>
-      <w:pPr>
-        <w:pStyle w:val="BodyText"/>
-      </w:pPr>
-      <w:r>
-        <w:t xml:space="preserve">IRINA: Сорок миллионов. За двадцать процентов. Я посчитала: компания стоит двести.</w:t>
-      </w:r>
-    </w:p>
-    <w:p>
-      <w:pPr>
-        <w:pStyle w:val="BodyText"/>
-      </w:pPr>
-      <w:r>
-        <w:t xml:space="preserve">ALEKSEY: Двести миллионов? Полтора года назад фонд давал пять за пятьдесят один процент.</w:t>
-      </w:r>
-    </w:p>
-    <w:p>
-      <w:pPr>
-        <w:pStyle w:val="BodyText"/>
-      </w:pPr>
-      <w:r>
-        <w:t xml:space="preserve">IRINA: Полтора года назад не было удостоверения, клиентов и прибыли. Теперь — июль, а не апрель.</w:t>
+        <w:t xml:space="preserve">ALEKSEY: Без презентации? Но как же я покажу ему цифры?</w:t>
+      </w:r>
+    </w:p>
+    <w:p>
+      <w:pPr>
+        <w:pStyle w:val="BodyText"/>
+      </w:pPr>
+      <w:r>
+        <w:t xml:space="preserve">IRINA: Цифры я пришлю ему сама, он об этом попросил. Он сказал Льву Марковичу: «Цифры пусть пришлёт Белова. Ей я верю. Она меня проверяла». Это редкость, ведь обычно тех, кто проверял, не любят.</w:t>
+      </w:r>
+    </w:p>
+    <w:p>
+      <w:pPr>
+        <w:pStyle w:val="BodyText"/>
+      </w:pPr>
+      <w:r>
+        <w:t xml:space="preserve">OLGA: Значит, на даче он будет проверять не цифры, а вас.</w:t>
+      </w:r>
+    </w:p>
+    <w:p>
+      <w:pPr>
+        <w:pStyle w:val="BodyText"/>
+      </w:pPr>
+      <w:r>
+        <w:t xml:space="preserve">ALEKSEY: Как именно он будет меня проверять?</w:t>
+      </w:r>
+    </w:p>
+    <w:p>
+      <w:pPr>
+        <w:pStyle w:val="BodyText"/>
+      </w:pPr>
+      <w:r>
+        <w:t xml:space="preserve">OLGA: Не знаю, каждый делает это по-своему. Один мой директор проверял людей рыбалкой, потому что кто торопится, тот не ловит.</w:t>
+      </w:r>
+    </w:p>
+    <w:p>
+      <w:pPr>
+        <w:pStyle w:val="BodyText"/>
+      </w:pPr>
+      <w:r>
+        <w:t xml:space="preserve">ALEKSEY: Тогда я точно пропал, я ведь всегда тороплюсь.</w:t>
+      </w:r>
+    </w:p>
+    <w:p>
+      <w:pPr>
+        <w:pStyle w:val="BodyText"/>
+      </w:pPr>
+      <w:r>
+        <w:t xml:space="preserve">IRINA: Расскажу, что знаю. Ему шестьдесят четыре года, в строительстве он с девяносто второго. Сейчас тридцать процентов холдинга — это медицина: больница в Подольске и два диагностических центра. И ещё: он не любит, когда его торопят.</w:t>
+      </w:r>
+    </w:p>
+    <w:p>
+      <w:pPr>
+        <w:pStyle w:val="BodyText"/>
+      </w:pPr>
+      <w:r>
+        <w:t xml:space="preserve">ALEKSEY: А почему именно медицина? Он же строитель.</w:t>
+      </w:r>
+    </w:p>
+    <w:p>
+      <w:pPr>
+        <w:pStyle w:val="BodyText"/>
+      </w:pPr>
+      <w:r>
+        <w:t xml:space="preserve">IRINA: Не знаю, в отчётах этого нет. Это вы спросите у него сами, если он захочет ответить.</w:t>
+      </w:r>
+    </w:p>
+    <w:p>
+      <w:pPr>
+        <w:pStyle w:val="BodyText"/>
+      </w:pPr>
+      <w:r>
+        <w:t xml:space="preserve">OLGA: Теперь правила дачи. Первое — время: не опаздывать, но и не приезжать раньше. Ровно.</w:t>
+      </w:r>
+    </w:p>
+    <w:p>
+      <w:pPr>
+        <w:pStyle w:val="BodyText"/>
+      </w:pPr>
+      <w:r>
+        <w:t xml:space="preserve">ALEKSEY: Как Ирина в кафе, ровно в восемь ноль-ноль.</w:t>
+      </w:r>
+    </w:p>
+    <w:p>
+      <w:pPr>
+        <w:pStyle w:val="BodyText"/>
+      </w:pPr>
+      <w:r>
+        <w:t xml:space="preserve">OLGA: Второе — подарок. Дорогой подарок на даче — это обида, потому что значит, что вы думаете, что его можно купить.</w:t>
+      </w:r>
+    </w:p>
+    <w:p>
+      <w:pPr>
+        <w:pStyle w:val="BodyText"/>
+      </w:pPr>
+      <w:r>
+        <w:t xml:space="preserve">ALEKSEY: Тогда что же ему подарить?</w:t>
+      </w:r>
+    </w:p>
+    <w:p>
+      <w:pPr>
+        <w:pStyle w:val="BodyText"/>
+      </w:pPr>
+      <w:r>
+        <w:t xml:space="preserve">IRINA: Что-то, что нельзя купить. Что-то ваше, личное.</w:t>
+      </w:r>
+    </w:p>
+    <w:p>
+      <w:pPr>
+        <w:pStyle w:val="BodyText"/>
+      </w:pPr>
+      <w:r>
+        <w:t xml:space="preserve">ALEKSEY: У бабушки есть малиновое варенье из её сада. Она варит его каждый август.</w:t>
+      </w:r>
+    </w:p>
+    <w:p>
+      <w:pPr>
+        <w:pStyle w:val="BodyText"/>
+      </w:pPr>
+      <w:r>
+        <w:t xml:space="preserve">OLGA: Варенье — это хорошо. Третье — разговор. О деле не начинайте, начнёт он. Может быть, через час, может быть, через три. А может, вообще не начнёт, и тогда это значит «нет», только вежливо.</w:t>
+      </w:r>
+    </w:p>
+    <w:p>
+      <w:pPr>
+        <w:pStyle w:val="BodyText"/>
+      </w:pPr>
+      <w:r>
+        <w:t xml:space="preserve">ALEKSEY: А если он не начнёт, и я тоже не начну?</w:t>
+      </w:r>
+    </w:p>
+    <w:p>
+      <w:pPr>
+        <w:pStyle w:val="BodyText"/>
+      </w:pPr>
+      <w:r>
+        <w:t xml:space="preserve">OLGA: Тогда вы поедете домой с пустыми руками и с одной банкой варенья меньше. Это тоже ответ.</w:t>
+      </w:r>
+    </w:p>
+    <w:p>
+      <w:pPr>
+        <w:pStyle w:val="BodyText"/>
+      </w:pPr>
+      <w:r>
+        <w:t xml:space="preserve">IRINA: Четвёртое — обращение. Только «Борис Игоревич», даже если он скажет «зови меня Борис».</w:t>
+      </w:r>
+    </w:p>
+    <w:p>
+      <w:pPr>
+        <w:pStyle w:val="BodyText"/>
+      </w:pPr>
+      <w:r>
+        <w:t xml:space="preserve">ALEKSEY: А если он будет говорить мне «ты»?</w:t>
+      </w:r>
+    </w:p>
+    <w:p>
+      <w:pPr>
+        <w:pStyle w:val="BodyText"/>
+      </w:pPr>
+      <w:r>
+        <w:t xml:space="preserve">OLGA: Будет. Ему шестьдесят четыре, вам тридцать шесть. Он на «ты», а вы на «вы», и не обижайтесь. Это не неуважение, это возраст и дача, в Москве так часто бывает. Главное, чтобы вы не перешли на «ты» первым.</w:t>
+      </w:r>
+    </w:p>
+    <w:p>
+      <w:pPr>
+        <w:pStyle w:val="BodyText"/>
+      </w:pPr>
+      <w:r>
+        <w:t xml:space="preserve">ALEKSEY: Понял. А если он спросит, сколько нам нужно?</w:t>
+      </w:r>
+    </w:p>
+    <w:p>
+      <w:pPr>
+        <w:pStyle w:val="BodyText"/>
+      </w:pPr>
+      <w:r>
+        <w:t xml:space="preserve">IRINA: Сорок миллионов за двадцать процентов. Я посчитала, что компания стоит двести.</w:t>
+      </w:r>
+    </w:p>
+    <w:p>
+      <w:pPr>
+        <w:pStyle w:val="BodyText"/>
+      </w:pPr>
+      <w:r>
+        <w:t xml:space="preserve">ALEKSEY: Двести миллионов? А ведь полтора года назад фонд давал пять за пятьдесят один процент.</w:t>
+      </w:r>
+    </w:p>
+    <w:p>
+      <w:pPr>
+        <w:pStyle w:val="BodyText"/>
+      </w:pPr>
+      <w:r>
+        <w:t xml:space="preserve">IRINA: Полтора года назад у нас не было удостоверения, клиентов и прибыли. Теперь июль, а не апрель.</w:t>
       </w:r>
     </w:p>
     <w:p>
@@ -1225,55 +1225,55 @@
         <w:pStyle w:val="BodyText"/>
       </w:pPr>
       <w:r>
-        <w:t xml:space="preserve">ALEKSEY: Вы же говорили: «покупатель называет цифру».</w:t>
-      </w:r>
-    </w:p>
-    <w:p>
-      <w:pPr>
-        <w:pStyle w:val="BodyText"/>
-      </w:pPr>
-      <w:r>
-        <w:t xml:space="preserve">OLGA: Именно. Здесь покупатель — он. Он покупает долю. Пусть называет.</w:t>
-      </w:r>
-    </w:p>
-    <w:p>
-      <w:pPr>
-        <w:pStyle w:val="BodyText"/>
-      </w:pPr>
-      <w:r>
-        <w:t xml:space="preserve">IRINA: И пятое. Не врите. Он проверит. У него для этого есть Лев Маркович и я.</w:t>
-      </w:r>
-    </w:p>
-    <w:p>
-      <w:pPr>
-        <w:pStyle w:val="BodyText"/>
-      </w:pPr>
-      <w:r>
-        <w:t xml:space="preserve">ALEKSEY: Вы? Вы же наш финансовый директор.</w:t>
-      </w:r>
-    </w:p>
-    <w:p>
-      <w:pPr>
-        <w:pStyle w:val="BodyText"/>
-      </w:pPr>
-      <w:r>
-        <w:t xml:space="preserve">IRINA: Поэтому. Если он спросит у меня, я скажу правду. Даже если она вам не понравится. Это он знает. Поэтому мне и верит. И поэтому вам тоже выгодно, чтобы я была честной.</w:t>
-      </w:r>
-    </w:p>
-    <w:p>
-      <w:pPr>
-        <w:pStyle w:val="BodyText"/>
-      </w:pPr>
-      <w:r>
-        <w:t xml:space="preserve">ALEKSEY: Ирина Сергеевна, вы страшный человек.</w:t>
-      </w:r>
-    </w:p>
-    <w:p>
-      <w:pPr>
-        <w:pStyle w:val="BodyText"/>
-      </w:pPr>
-      <w:r>
-        <w:t xml:space="preserve">IRINA: Я аудитор. Бывший. Это хуже.</w:t>
+        <w:t xml:space="preserve">ALEKSEY: Но вы же сами говорили: «покупатель называет цифру».</w:t>
+      </w:r>
+    </w:p>
+    <w:p>
+      <w:pPr>
+        <w:pStyle w:val="BodyText"/>
+      </w:pPr>
+      <w:r>
+        <w:t xml:space="preserve">OLGA: Именно. Здесь покупатель — он, потому что он покупает долю. Пусть он и называет.</w:t>
+      </w:r>
+    </w:p>
+    <w:p>
+      <w:pPr>
+        <w:pStyle w:val="BodyText"/>
+      </w:pPr>
+      <w:r>
+        <w:t xml:space="preserve">IRINA: И пятое: не врите. Он всё проверит, у него для этого есть Лев Маркович и я.</w:t>
+      </w:r>
+    </w:p>
+    <w:p>
+      <w:pPr>
+        <w:pStyle w:val="BodyText"/>
+      </w:pPr>
+      <w:r>
+        <w:t xml:space="preserve">ALEKSEY: Вы? Но вы же наш финансовый директор.</w:t>
+      </w:r>
+    </w:p>
+    <w:p>
+      <w:pPr>
+        <w:pStyle w:val="BodyText"/>
+      </w:pPr>
+      <w:r>
+        <w:t xml:space="preserve">IRINA: Поэтому. Если он спросит у меня, я скажу правду, даже если она вам не понравится. Он это знает и поэтому мне верит. И поэтому вам тоже выгодно, чтобы я оставалась честной.</w:t>
+      </w:r>
+    </w:p>
+    <w:p>
+      <w:pPr>
+        <w:pStyle w:val="BodyText"/>
+      </w:pPr>
+      <w:r>
+        <w:t xml:space="preserve">ALEKSEY: Ирина Сергеевна, вы страшный человек, вы это знаете?</w:t>
+      </w:r>
+    </w:p>
+    <w:p>
+      <w:pPr>
+        <w:pStyle w:val="BodyText"/>
+      </w:pPr>
+      <w:r>
+        <w:t xml:space="preserve">IRINA: Я аудитор, бывший. А это, как вы знаете, ещё хуже.</w:t>
       </w:r>
     </w:p>
     <w:p>
@@ -1289,7 +1289,7 @@
         <w:pStyle w:val="BodyText"/>
       </w:pPr>
       <w:r>
-        <w:t xml:space="preserve">ALEKSEY: Варенье, ровно в двенадцать, «Борис Игоревич», без цифр. Понял.</w:t>
+        <w:t xml:space="preserve">ALEKSEY: Варенье, ровно в двенадцать, «Борис Игоревич» и без цифр. Всё понял.</w:t>
       </w:r>
     </w:p>
     <w:bookmarkEnd w:id="22"/>
@@ -1307,135 +1307,135 @@
         <w:pStyle w:val="FirstParagraph"/>
       </w:pPr>
       <w:r>
-        <w:t xml:space="preserve">BORIS: Двенадцать ноль-ноль. Ровно. Лев Маркович говорил, что ты точный. Заходи, Алексей. Разувайся.</w:t>
-      </w:r>
-    </w:p>
-    <w:p>
-      <w:pPr>
-        <w:pStyle w:val="BodyText"/>
-      </w:pPr>
-      <w:r>
-        <w:t xml:space="preserve">ALEKSEY: Здравствуйте, Борис Игоревич. Это вам. Малиновое варенье.</w:t>
-      </w:r>
-    </w:p>
-    <w:p>
-      <w:pPr>
-        <w:pStyle w:val="BodyText"/>
-      </w:pPr>
-      <w:r>
-        <w:t xml:space="preserve">BORIS: Варенье? Не коньяк? Интересно. Чьё?</w:t>
-      </w:r>
-    </w:p>
-    <w:p>
-      <w:pPr>
-        <w:pStyle w:val="BodyText"/>
-      </w:pPr>
-      <w:r>
-        <w:t xml:space="preserve">ALEKSEY: Бабушкино. Из Сосновки. Тульская область.</w:t>
-      </w:r>
-    </w:p>
-    <w:p>
-      <w:pPr>
-        <w:pStyle w:val="BodyText"/>
-      </w:pPr>
-      <w:r>
-        <w:t xml:space="preserve">BORIS: Тульская. Хорошо. Поставлю к чаю. Пойдём в сад. Яблоки поспели раньше. Поможешь собрать?</w:t>
-      </w:r>
-    </w:p>
-    <w:p>
-      <w:pPr>
-        <w:pStyle w:val="BodyText"/>
-      </w:pPr>
-      <w:r>
-        <w:t xml:space="preserve">ALEKSEY: Помогу. Где корзины?</w:t>
-      </w:r>
-    </w:p>
-    <w:p>
-      <w:pPr>
-        <w:pStyle w:val="BodyText"/>
-      </w:pPr>
-      <w:r>
-        <w:t xml:space="preserve">BORIS: Вон, у сарая. Это белый налив. Мой отец сажал. В пятьдесят шестом. Деревья старше меня.</w:t>
-      </w:r>
-    </w:p>
-    <w:p>
-      <w:pPr>
-        <w:pStyle w:val="BodyText"/>
-      </w:pPr>
-      <w:r>
-        <w:t xml:space="preserve">ALEKSEY: Вы здесь выросли?</w:t>
-      </w:r>
-    </w:p>
-    <w:p>
-      <w:pPr>
-        <w:pStyle w:val="BodyText"/>
-      </w:pPr>
-      <w:r>
-        <w:t xml:space="preserve">BORIS: Здесь. Отец был переводчиком. Писатели, Переделкино. Я хотел быть писателем. Стал строителем. Так бывает.</w:t>
-      </w:r>
-    </w:p>
-    <w:p>
-      <w:pPr>
-        <w:pStyle w:val="BodyText"/>
-      </w:pPr>
-      <w:r>
-        <w:t xml:space="preserve">KIRILL: Дядя Боря, я принёс лимонад. Здравствуйте. Кирилл. Племянник.</w:t>
-      </w:r>
-    </w:p>
-    <w:p>
-      <w:pPr>
-        <w:pStyle w:val="BodyText"/>
-      </w:pPr>
-      <w:r>
-        <w:t xml:space="preserve">ALEKSEY: Алексей. Очень приятно.</w:t>
-      </w:r>
-    </w:p>
-    <w:p>
-      <w:pPr>
-        <w:pStyle w:val="BodyText"/>
-      </w:pPr>
-      <w:r>
-        <w:t xml:space="preserve">BORIS: Кирилл — сын моей сестры. Окончил бизнес-школу в Лондоне. Ищет себя. Уже два года ищет.</w:t>
-      </w:r>
-    </w:p>
-    <w:p>
-      <w:pPr>
-        <w:pStyle w:val="BodyText"/>
-      </w:pPr>
-      <w:r>
-        <w:t xml:space="preserve">KIRILL: Дядя Боря, не начинай. Алексей, вы же медицина? Мне очень интересна медицина.</w:t>
-      </w:r>
-    </w:p>
-    <w:p>
-      <w:pPr>
-        <w:pStyle w:val="BodyText"/>
-      </w:pPr>
-      <w:r>
-        <w:t xml:space="preserve">BORIS: Кирилл, иди. Мы собираем яблоки.</w:t>
-      </w:r>
-    </w:p>
-    <w:p>
-      <w:pPr>
-        <w:pStyle w:val="BodyText"/>
-      </w:pPr>
-      <w:r>
-        <w:t xml:space="preserve">ALEKSEY: Борис Игоревич, можно вопрос? Не про дело.</w:t>
-      </w:r>
-    </w:p>
-    <w:p>
-      <w:pPr>
-        <w:pStyle w:val="BodyText"/>
-      </w:pPr>
-      <w:r>
-        <w:t xml:space="preserve">BORIS: Спрашивай. Про дело я сам спрошу. Когда захочу.</w:t>
-      </w:r>
-    </w:p>
-    <w:p>
-      <w:pPr>
-        <w:pStyle w:val="BodyText"/>
-      </w:pPr>
-      <w:r>
-        <w:t xml:space="preserve">ALEKSEY: Почему медицина? Вы строитель. Тридцать лет.</w:t>
+        <w:t xml:space="preserve">BORIS: Двенадцать ноль-ноль, ровно. Лев Маркович говорил, что ты точный. Заходи, Алексей. Разувайся.</w:t>
+      </w:r>
+    </w:p>
+    <w:p>
+      <w:pPr>
+        <w:pStyle w:val="BodyText"/>
+      </w:pPr>
+      <w:r>
+        <w:t xml:space="preserve">ALEKSEY: Здравствуйте, Борис Игоревич. Это вам, малиновое варенье.</w:t>
+      </w:r>
+    </w:p>
+    <w:p>
+      <w:pPr>
+        <w:pStyle w:val="BodyText"/>
+      </w:pPr>
+      <w:r>
+        <w:t xml:space="preserve">BORIS: Варенье? Не коньяк? Интересно. А чьё оно?</w:t>
+      </w:r>
+    </w:p>
+    <w:p>
+      <w:pPr>
+        <w:pStyle w:val="BodyText"/>
+      </w:pPr>
+      <w:r>
+        <w:t xml:space="preserve">ALEKSEY: Бабушкино, из Сосновки, это Тульская область.</w:t>
+      </w:r>
+    </w:p>
+    <w:p>
+      <w:pPr>
+        <w:pStyle w:val="BodyText"/>
+      </w:pPr>
+      <w:r>
+        <w:t xml:space="preserve">BORIS: Тульская — это хорошо, поставлю к чаю. А теперь пойдём в сад, яблоки в этом году поспели раньше. Поможешь собрать?</w:t>
+      </w:r>
+    </w:p>
+    <w:p>
+      <w:pPr>
+        <w:pStyle w:val="BodyText"/>
+      </w:pPr>
+      <w:r>
+        <w:t xml:space="preserve">ALEKSEY: Конечно, помогу. А где у вас корзины?</w:t>
+      </w:r>
+    </w:p>
+    <w:p>
+      <w:pPr>
+        <w:pStyle w:val="BodyText"/>
+      </w:pPr>
+      <w:r>
+        <w:t xml:space="preserve">BORIS: Вон, у сарая. Это белый налив, его сажал мой отец в пятьдесят шестом, так что деревья старше меня.</w:t>
+      </w:r>
+    </w:p>
+    <w:p>
+      <w:pPr>
+        <w:pStyle w:val="BodyText"/>
+      </w:pPr>
+      <w:r>
+        <w:t xml:space="preserve">ALEKSEY: Значит, вы здесь и выросли?</w:t>
+      </w:r>
+    </w:p>
+    <w:p>
+      <w:pPr>
+        <w:pStyle w:val="BodyText"/>
+      </w:pPr>
+      <w:r>
+        <w:t xml:space="preserve">BORIS: Здесь. Отец был переводчиком: писатели, Переделкино. Я хотел быть писателем, а стал строителем. Так бывает.</w:t>
+      </w:r>
+    </w:p>
+    <w:p>
+      <w:pPr>
+        <w:pStyle w:val="BodyText"/>
+      </w:pPr>
+      <w:r>
+        <w:t xml:space="preserve">KIRILL: Дядя Боря, я принёс лимонад. Здравствуйте, я Кирилл, племянник.</w:t>
+      </w:r>
+    </w:p>
+    <w:p>
+      <w:pPr>
+        <w:pStyle w:val="BodyText"/>
+      </w:pPr>
+      <w:r>
+        <w:t xml:space="preserve">ALEKSEY: Алексей. Очень приятно с вами познакомиться.</w:t>
+      </w:r>
+    </w:p>
+    <w:p>
+      <w:pPr>
+        <w:pStyle w:val="BodyText"/>
+      </w:pPr>
+      <w:r>
+        <w:t xml:space="preserve">BORIS: Кирилл — сын моей сестры. Окончил бизнес-школу в Лондоне и теперь ищет себя, уже два года ищет.</w:t>
+      </w:r>
+    </w:p>
+    <w:p>
+      <w:pPr>
+        <w:pStyle w:val="BodyText"/>
+      </w:pPr>
+      <w:r>
+        <w:t xml:space="preserve">KIRILL: Дядя Боря, не начинай. Алексей, вы же из медицины? Мне очень интересна медицина.</w:t>
+      </w:r>
+    </w:p>
+    <w:p>
+      <w:pPr>
+        <w:pStyle w:val="BodyText"/>
+      </w:pPr>
+      <w:r>
+        <w:t xml:space="preserve">BORIS: Кирилл, иди, пожалуйста. Мы собираем яблоки.</w:t>
+      </w:r>
+    </w:p>
+    <w:p>
+      <w:pPr>
+        <w:pStyle w:val="BodyText"/>
+      </w:pPr>
+      <w:r>
+        <w:t xml:space="preserve">ALEKSEY: Борис Игоревич, можно вопрос? Только не про дело.</w:t>
+      </w:r>
+    </w:p>
+    <w:p>
+      <w:pPr>
+        <w:pStyle w:val="BodyText"/>
+      </w:pPr>
+      <w:r>
+        <w:t xml:space="preserve">BORIS: Спрашивай. Про дело я сам спрошу, когда захочу.</w:t>
+      </w:r>
+    </w:p>
+    <w:p>
+      <w:pPr>
+        <w:pStyle w:val="BodyText"/>
+      </w:pPr>
+      <w:r>
+        <w:t xml:space="preserve">ALEKSEY: Почему медицина? Вы ведь строитель, уже тридцать лет.</w:t>
       </w:r>
     </w:p>
     <w:p>
@@ -1451,95 +1451,95 @@
         <w:pStyle w:val="BodyText"/>
       </w:pPr>
       <w:r>
-        <w:t xml:space="preserve">ALEKSEY: Простите. Я не знал.</w:t>
-      </w:r>
-    </w:p>
-    <w:p>
-      <w:pPr>
-        <w:pStyle w:val="BodyText"/>
-      </w:pPr>
-      <w:r>
-        <w:t xml:space="preserve">BORIS: Откуда тебе знать. Это не в отчётах. Белова проверяла деньги, а не жён.</w:t>
-      </w:r>
-    </w:p>
-    <w:p>
-      <w:pPr>
-        <w:pStyle w:val="BodyText"/>
-      </w:pPr>
-      <w:r>
-        <w:t xml:space="preserve">ALEKSEY: Моя бабушка — фельдшер. Одна на четыре деревни. Скорую ждали сорок минут. Зимой — два часа.</w:t>
-      </w:r>
-    </w:p>
-    <w:p>
-      <w:pPr>
-        <w:pStyle w:val="BodyText"/>
-      </w:pPr>
-      <w:r>
-        <w:t xml:space="preserve">BORIS: Варенье, значит, от фельдшера. Вот почему не коньяк. Ты мне сейчас рассказал больше, чем Белова в своём отчёте. Рассказывай. Про бабушку, не про шприцы. Шприцы потом.</w:t>
-      </w:r>
-    </w:p>
-    <w:p>
-      <w:pPr>
-        <w:pStyle w:val="BodyText"/>
-      </w:pPr>
-      <w:r>
-        <w:t xml:space="preserve">ALEKSEY: Над её дверью сорок лет висела картонка. «Не навреди». Теперь она висит над нашей.</w:t>
-      </w:r>
-    </w:p>
-    <w:p>
-      <w:pPr>
-        <w:pStyle w:val="BodyText"/>
-      </w:pPr>
-      <w:r>
-        <w:t xml:space="preserve">BORIS: Над вашей? Картонка? Ха. А что она значит для тебя?</w:t>
-      </w:r>
-    </w:p>
-    <w:p>
-      <w:pPr>
-        <w:pStyle w:val="BodyText"/>
-      </w:pPr>
-      <w:r>
-        <w:t xml:space="preserve">ALEKSEY: Что мы не продаём врачу без обучения. Не платим наличными. Даже когда больно.</w:t>
-      </w:r>
-    </w:p>
-    <w:p>
-      <w:pPr>
-        <w:pStyle w:val="BodyText"/>
-      </w:pPr>
-      <w:r>
-        <w:t xml:space="preserve">BORIS: Когда больно — это как?</w:t>
-      </w:r>
-    </w:p>
-    <w:p>
-      <w:pPr>
-        <w:pStyle w:val="BodyText"/>
-      </w:pPr>
-      <w:r>
-        <w:t xml:space="preserve">ALEKSEY: Когда касса пустая, а человек с сумкой предлагает двадцать миллионов.</w:t>
-      </w:r>
-    </w:p>
-    <w:p>
-      <w:pPr>
-        <w:pStyle w:val="BodyText"/>
-      </w:pPr>
-      <w:r>
-        <w:t xml:space="preserve">BORIS: И ты не взял.</w:t>
-      </w:r>
-    </w:p>
-    <w:p>
-      <w:pPr>
-        <w:pStyle w:val="BodyText"/>
-      </w:pPr>
-      <w:r>
-        <w:t xml:space="preserve">ALEKSEY: Десять секунд считал. Потом не взял. И рассказал партнёрам, что считал.</w:t>
-      </w:r>
-    </w:p>
-    <w:p>
-      <w:pPr>
-        <w:pStyle w:val="BodyText"/>
-      </w:pPr>
-      <w:r>
-        <w:t xml:space="preserve">BORIS: Десять секунд. Честно. Я в девяносто шестом считал дольше. И взял. Один раз. Потом двадцать лет отмывал имя. Пойдём к самовару. Теперь — про дело. Ты прошёл яблоки.</w:t>
+        <w:t xml:space="preserve">ALEKSEY: Простите, пожалуйста, я этого не знал.</w:t>
+      </w:r>
+    </w:p>
+    <w:p>
+      <w:pPr>
+        <w:pStyle w:val="BodyText"/>
+      </w:pPr>
+      <w:r>
+        <w:t xml:space="preserve">BORIS: Откуда тебе знать, этого нет в отчётах. Белова проверяла деньги, а не жён.</w:t>
+      </w:r>
+    </w:p>
+    <w:p>
+      <w:pPr>
+        <w:pStyle w:val="BodyText"/>
+      </w:pPr>
+      <w:r>
+        <w:t xml:space="preserve">ALEKSEY: Моя бабушка — фельдшер, одна на четыре деревни. Скорую там ждали сорок минут, а зимой два часа.</w:t>
+      </w:r>
+    </w:p>
+    <w:p>
+      <w:pPr>
+        <w:pStyle w:val="BodyText"/>
+      </w:pPr>
+      <w:r>
+        <w:t xml:space="preserve">BORIS: Значит, варенье от фельдшера, вот почему не коньяк. Ты мне сейчас рассказал больше, чем Белова в своём отчёте. Рассказывай дальше, про бабушку, а не про шприцы. Шприцы будут потом, если вообще будут.</w:t>
+      </w:r>
+    </w:p>
+    <w:p>
+      <w:pPr>
+        <w:pStyle w:val="BodyText"/>
+      </w:pPr>
+      <w:r>
+        <w:t xml:space="preserve">ALEKSEY: Над её дверью сорок лет висела картонка «Не навреди». Теперь она висит над нашей дверью.</w:t>
+      </w:r>
+    </w:p>
+    <w:p>
+      <w:pPr>
+        <w:pStyle w:val="BodyText"/>
+      </w:pPr>
+      <w:r>
+        <w:t xml:space="preserve">BORIS: Над вашей? Картонка? Ха. А что она значит лично для тебя?</w:t>
+      </w:r>
+    </w:p>
+    <w:p>
+      <w:pPr>
+        <w:pStyle w:val="BodyText"/>
+      </w:pPr>
+      <w:r>
+        <w:t xml:space="preserve">ALEKSEY: Что мы не продаём врачу без обучения и не платим наличными, даже когда больно.</w:t>
+      </w:r>
+    </w:p>
+    <w:p>
+      <w:pPr>
+        <w:pStyle w:val="BodyText"/>
+      </w:pPr>
+      <w:r>
+        <w:t xml:space="preserve">BORIS: «Когда больно» — это как? Объясни.</w:t>
+      </w:r>
+    </w:p>
+    <w:p>
+      <w:pPr>
+        <w:pStyle w:val="BodyText"/>
+      </w:pPr>
+      <w:r>
+        <w:t xml:space="preserve">ALEKSEY: Это когда касса пустая, а человек с сумкой предлагает двадцать миллионов.</w:t>
+      </w:r>
+    </w:p>
+    <w:p>
+      <w:pPr>
+        <w:pStyle w:val="BodyText"/>
+      </w:pPr>
+      <w:r>
+        <w:t xml:space="preserve">BORIS: И ты не взял эти деньги?</w:t>
+      </w:r>
+    </w:p>
+    <w:p>
+      <w:pPr>
+        <w:pStyle w:val="BodyText"/>
+      </w:pPr>
+      <w:r>
+        <w:t xml:space="preserve">ALEKSEY: Десять секунд считал, а потом не взял. И потом рассказал партнёрам, что считал.</w:t>
+      </w:r>
+    </w:p>
+    <w:p>
+      <w:pPr>
+        <w:pStyle w:val="BodyText"/>
+      </w:pPr>
+      <w:r>
+        <w:t xml:space="preserve">BORIS: Десять секунд — это честно. Я в девяносто шестом считал дольше и взял, один раз. Потом двадцать лет отмывал имя. Пойдём к самовару, теперь можно и про дело. Ты прошёл яблоки.</w:t>
       </w:r>
     </w:p>
     <w:bookmarkEnd w:id="23"/>
@@ -1557,31 +1557,31 @@
         <w:pStyle w:val="FirstParagraph"/>
       </w:pPr>
       <w:r>
-        <w:t xml:space="preserve">ALEKSEY: Чай с вареньем. Бабушка была бы рада.</w:t>
-      </w:r>
-    </w:p>
-    <w:p>
-      <w:pPr>
-        <w:pStyle w:val="BodyText"/>
-      </w:pPr>
-      <w:r>
-        <w:t xml:space="preserve">BORIS: Хорошее варенье. Ягоды целые. Значит, варила медленно. Теперь вопрос. Сколько тебе нужно?</w:t>
-      </w:r>
-    </w:p>
-    <w:p>
-      <w:pPr>
-        <w:pStyle w:val="BodyText"/>
-      </w:pPr>
-      <w:r>
-        <w:t xml:space="preserve">ALEKSEY: Ирина Сергеевна пришлёт вам цифры. Все.</w:t>
-      </w:r>
-    </w:p>
-    <w:p>
-      <w:pPr>
-        <w:pStyle w:val="BodyText"/>
-      </w:pPr>
-      <w:r>
-        <w:t xml:space="preserve">BORIS: Цифры я видел вчера. Я спрашиваю не цифры. Я спрашиваю тебя. Сколько?</w:t>
+        <w:t xml:space="preserve">ALEKSEY: Чай с бабушкиным вареньем. Она была бы очень рада это увидеть.</w:t>
+      </w:r>
+    </w:p>
+    <w:p>
+      <w:pPr>
+        <w:pStyle w:val="BodyText"/>
+      </w:pPr>
+      <w:r>
+        <w:t xml:space="preserve">BORIS: Хорошее варенье, ягоды целые, значит, варила медленно. А теперь вопрос: сколько тебе нужно?</w:t>
+      </w:r>
+    </w:p>
+    <w:p>
+      <w:pPr>
+        <w:pStyle w:val="BodyText"/>
+      </w:pPr>
+      <w:r>
+        <w:t xml:space="preserve">ALEKSEY: Ирина Сергеевна пришлёт вам все цифры, до последней.</w:t>
+      </w:r>
+    </w:p>
+    <w:p>
+      <w:pPr>
+        <w:pStyle w:val="BodyText"/>
+      </w:pPr>
+      <w:r>
+        <w:t xml:space="preserve">BORIS: Цифры я видел вчера. Я спрашиваю не цифры, я спрашиваю тебя. Сколько?</w:t>
       </w:r>
     </w:p>
     <w:p>
@@ -1597,7 +1597,7 @@
         <w:pStyle w:val="BodyText"/>
       </w:pPr>
       <w:r>
-        <w:t xml:space="preserve">BORIS: Миронова сказала? Узнаю. Хорошо. Тогда я назову. Сорок миллионов. За двадцать процентов.</w:t>
+        <w:t xml:space="preserve">BORIS: Миронова сказала? Узнаю её. Хорошо, тогда я назову сам: сорок миллионов за двадцать процентов.</w:t>
       </w:r>
     </w:p>
     <w:p>
@@ -1613,47 +1613,47 @@
         <w:pStyle w:val="BodyText"/>
       </w:pPr>
       <w:r>
-        <w:t xml:space="preserve">BORIS: Я знаю. Я считал по её таблице. Двести миллионов — честная оценка. Не больше.</w:t>
-      </w:r>
-    </w:p>
-    <w:p>
-      <w:pPr>
-        <w:pStyle w:val="BodyText"/>
-      </w:pPr>
-      <w:r>
-        <w:t xml:space="preserve">ALEKSEY: Почему вы не торгуетесь?</w:t>
-      </w:r>
-    </w:p>
-    <w:p>
-      <w:pPr>
-        <w:pStyle w:val="BodyText"/>
-      </w:pPr>
-      <w:r>
-        <w:t xml:space="preserve">BORIS: Потому что я вкладываю не в шприцы. Я вкладываю в людей, которые десять секунд считают, а потом рассказывают партнёрам. С такими не торгуются. Их либо берут целиком, либо уходят.</w:t>
-      </w:r>
-    </w:p>
-    <w:p>
-      <w:pPr>
-        <w:pStyle w:val="BodyText"/>
-      </w:pPr>
-      <w:r>
-        <w:t xml:space="preserve">ALEKSEY: Тогда мой вопрос. Почему вы не нашли нас год назад? Когда касса была пустая?</w:t>
-      </w:r>
-    </w:p>
-    <w:p>
-      <w:pPr>
-        <w:pStyle w:val="BodyText"/>
-      </w:pPr>
-      <w:r>
-        <w:t xml:space="preserve">BORIS: Хороший вопрос. А ты почему не пришёл ко мне год назад? Белова знала моё имя.</w:t>
-      </w:r>
-    </w:p>
-    <w:p>
-      <w:pPr>
-        <w:pStyle w:val="BodyText"/>
-      </w:pPr>
-      <w:r>
-        <w:t xml:space="preserve">ALEKSEY: Потому что тогда я бы продал вам пятьдесят один процент за пять миллионов. Ольга Петровна сказала: это продавать урожай в апреле. Мы подождали июля. Было трудно.</w:t>
+        <w:t xml:space="preserve">BORIS: Я знаю, я считал по её таблице. Двести миллионов — честная оценка, но не больше.</w:t>
+      </w:r>
+    </w:p>
+    <w:p>
+      <w:pPr>
+        <w:pStyle w:val="BodyText"/>
+      </w:pPr>
+      <w:r>
+        <w:t xml:space="preserve">ALEKSEY: А почему вы совсем не торгуетесь?</w:t>
+      </w:r>
+    </w:p>
+    <w:p>
+      <w:pPr>
+        <w:pStyle w:val="BodyText"/>
+      </w:pPr>
+      <w:r>
+        <w:t xml:space="preserve">BORIS: Потому что я вкладываю не в шприцы. Я вкладываю в людей, которые десять секунд считают, а потом рассказывают партнёрам. С такими не торгуются. Их либо берут целиком, либо уходят, и я не собираюсь уходить.</w:t>
+      </w:r>
+    </w:p>
+    <w:p>
+      <w:pPr>
+        <w:pStyle w:val="BodyText"/>
+      </w:pPr>
+      <w:r>
+        <w:t xml:space="preserve">ALEKSEY: Тогда у меня вопрос. Почему вы не нашли нас год назад, когда касса была пустая?</w:t>
+      </w:r>
+    </w:p>
+    <w:p>
+      <w:pPr>
+        <w:pStyle w:val="BodyText"/>
+      </w:pPr>
+      <w:r>
+        <w:t xml:space="preserve">BORIS: Хороший вопрос. А ты почему не пришёл ко мне год назад? Белова ведь знала моё имя.</w:t>
+      </w:r>
+    </w:p>
+    <w:p>
+      <w:pPr>
+        <w:pStyle w:val="BodyText"/>
+      </w:pPr>
+      <w:r>
+        <w:t xml:space="preserve">ALEKSEY: Потому что тогда я бы продал вам пятьдесят один процент за пять миллионов. Ольга Петровна сказала, что это всё равно что продавать урожай в апреле. Мы подождали июля, и это было очень трудно.</w:t>
       </w:r>
     </w:p>
     <w:p>
@@ -1669,87 +1669,87 @@
         <w:pStyle w:val="BodyText"/>
       </w:pPr>
       <w:r>
-        <w:t xml:space="preserve">ALEKSEY: Почему оба?</w:t>
-      </w:r>
-    </w:p>
-    <w:p>
-      <w:pPr>
-        <w:pStyle w:val="BodyText"/>
-      </w:pPr>
-      <w:r>
-        <w:t xml:space="preserve">BORIS: Потому что за пять миллионов я получил бы испуганного директора. А испуганный директор продаёт врачам без обучения. Через год — узелки, суды, и мои пять миллионов в мусорке.</w:t>
-      </w:r>
-    </w:p>
-    <w:p>
-      <w:pPr>
-        <w:pStyle w:val="BodyText"/>
-      </w:pPr>
-      <w:r>
-        <w:t xml:space="preserve">ALEKSEY: Значит, сорок. За двадцать. Мне нужно обсудить с партнёрами.</w:t>
-      </w:r>
-    </w:p>
-    <w:p>
-      <w:pPr>
-        <w:pStyle w:val="BodyText"/>
-      </w:pPr>
-      <w:r>
-        <w:t xml:space="preserve">BORIS: Обязательно. Пункт девятый, да? Все решения — втроём. Лев Маркович рассказал мне ваш договор. Весь.</w:t>
-      </w:r>
-    </w:p>
-    <w:p>
-      <w:pPr>
-        <w:pStyle w:val="BodyText"/>
-      </w:pPr>
-      <w:r>
-        <w:t xml:space="preserve">ALEKSEY: Весь? Даже картонку?</w:t>
-      </w:r>
-    </w:p>
-    <w:p>
-      <w:pPr>
-        <w:pStyle w:val="BodyText"/>
-      </w:pPr>
-      <w:r>
-        <w:t xml:space="preserve">BORIS: Особенно картонку. Поэтому я тебя и позвал. Но у меня будут условия. Не сегодня.</w:t>
-      </w:r>
-    </w:p>
-    <w:p>
-      <w:pPr>
-        <w:pStyle w:val="BodyText"/>
-      </w:pPr>
-      <w:r>
-        <w:t xml:space="preserve">ALEKSEY: Какие условия?</w:t>
-      </w:r>
-    </w:p>
-    <w:p>
-      <w:pPr>
-        <w:pStyle w:val="BodyText"/>
-      </w:pPr>
-      <w:r>
-        <w:t xml:space="preserve">BORIS: Не сегодня. Сегодня — яблоки и варенье. В следующую субботу — баня. Там и поговорим. По-человечески.</w:t>
-      </w:r>
-    </w:p>
-    <w:p>
-      <w:pPr>
-        <w:pStyle w:val="BodyText"/>
-      </w:pPr>
-      <w:r>
-        <w:t xml:space="preserve">KIRILL: Дядя Боря, можно я тоже в баню? Мне очень интересна медицина.</w:t>
-      </w:r>
-    </w:p>
-    <w:p>
-      <w:pPr>
-        <w:pStyle w:val="BodyText"/>
-      </w:pPr>
-      <w:r>
-        <w:t xml:space="preserve">BORIS: Посмотрим, Кирилл. Посмотрим. Алексей, бабушке передай: ягоды целые. Я заметил.</w:t>
-      </w:r>
-    </w:p>
-    <w:p>
-      <w:pPr>
-        <w:pStyle w:val="BodyText"/>
-      </w:pPr>
-      <w:r>
-        <w:t xml:space="preserve">ALEKSEY: Передам, Борис Игоревич. Она будет рада. Она всегда говорит: «Кто торопится, у того ягоды лопаются».</w:t>
+        <w:t xml:space="preserve">ALEKSEY: Почему оба? Вы бы ведь получили больше за меньшие деньги.</w:t>
+      </w:r>
+    </w:p>
+    <w:p>
+      <w:pPr>
+        <w:pStyle w:val="BodyText"/>
+      </w:pPr>
+      <w:r>
+        <w:t xml:space="preserve">BORIS: Потому что за пять миллионов я получил бы испуганного директора. А испуганный директор продаёт врачам без обучения. Через год пошли бы узелки, суды, и мои пять миллионов оказались бы в мусорке.</w:t>
+      </w:r>
+    </w:p>
+    <w:p>
+      <w:pPr>
+        <w:pStyle w:val="BodyText"/>
+      </w:pPr>
+      <w:r>
+        <w:t xml:space="preserve">ALEKSEY: Значит, сорок за двадцать. Но мне нужно обсудить это с партнёрами.</w:t>
+      </w:r>
+    </w:p>
+    <w:p>
+      <w:pPr>
+        <w:pStyle w:val="BodyText"/>
+      </w:pPr>
+      <w:r>
+        <w:t xml:space="preserve">BORIS: Обязательно. Пункт девятый, да? Все решения втроём. Лев Маркович рассказал мне ваш договор, весь.</w:t>
+      </w:r>
+    </w:p>
+    <w:p>
+      <w:pPr>
+        <w:pStyle w:val="BodyText"/>
+      </w:pPr>
+      <w:r>
+        <w:t xml:space="preserve">ALEKSEY: Весь? Даже про картонку?</w:t>
+      </w:r>
+    </w:p>
+    <w:p>
+      <w:pPr>
+        <w:pStyle w:val="BodyText"/>
+      </w:pPr>
+      <w:r>
+        <w:t xml:space="preserve">BORIS: Особенно про картонку, поэтому я тебя и позвал. Но у меня будут условия, только не сегодня.</w:t>
+      </w:r>
+    </w:p>
+    <w:p>
+      <w:pPr>
+        <w:pStyle w:val="BodyText"/>
+      </w:pPr>
+      <w:r>
+        <w:t xml:space="preserve">ALEKSEY: А какие это будут условия?</w:t>
+      </w:r>
+    </w:p>
+    <w:p>
+      <w:pPr>
+        <w:pStyle w:val="BodyText"/>
+      </w:pPr>
+      <w:r>
+        <w:t xml:space="preserve">BORIS: Не сегодня. Сегодня у нас яблоки и варенье, а в следующую субботу баня. Там и поговорим, по-человечески.</w:t>
+      </w:r>
+    </w:p>
+    <w:p>
+      <w:pPr>
+        <w:pStyle w:val="BodyText"/>
+      </w:pPr>
+      <w:r>
+        <w:t xml:space="preserve">KIRILL: Дядя Боря, а можно мне тоже в баню? Мне ведь очень интересна медицина.</w:t>
+      </w:r>
+    </w:p>
+    <w:p>
+      <w:pPr>
+        <w:pStyle w:val="BodyText"/>
+      </w:pPr>
+      <w:r>
+        <w:t xml:space="preserve">BORIS: Посмотрим, Кирилл, посмотрим. Алексей, а бабушке передай, что ягоды целые. Я заметил.</w:t>
+      </w:r>
+    </w:p>
+    <w:p>
+      <w:pPr>
+        <w:pStyle w:val="BodyText"/>
+      </w:pPr>
+      <w:r>
+        <w:t xml:space="preserve">ALEKSEY: Передам, Борис Игоревич, она будет рада. Она всегда говорит: «Кто торопится, у того ягоды лопаются».</w:t>
       </w:r>
     </w:p>
     <w:bookmarkEnd w:id="24"/>
@@ -1767,103 +1767,103 @@
         <w:pStyle w:val="FirstParagraph"/>
       </w:pPr>
       <w:r>
-        <w:t xml:space="preserve">IRINA: Алексей, как? Лев Маркович уже звонил мне. Час назад.</w:t>
-      </w:r>
-    </w:p>
-    <w:p>
-      <w:pPr>
-        <w:pStyle w:val="BodyText"/>
-      </w:pPr>
-      <w:r>
-        <w:t xml:space="preserve">ALEKSEY: Что он сказал?</w:t>
-      </w:r>
-    </w:p>
-    <w:p>
-      <w:pPr>
-        <w:pStyle w:val="BodyText"/>
-      </w:pPr>
-      <w:r>
-        <w:t xml:space="preserve">IRINA: Сказал, что Ланской позвонил ему из сада. Одна фраза: «Мальчик не врёт. И варенье хорошее».</w:t>
-      </w:r>
-    </w:p>
-    <w:p>
-      <w:pPr>
-        <w:pStyle w:val="BodyText"/>
-      </w:pPr>
-      <w:r>
-        <w:t xml:space="preserve">OLGA: Я на громкой. Цифру назвал он?</w:t>
-      </w:r>
-    </w:p>
-    <w:p>
-      <w:pPr>
-        <w:pStyle w:val="BodyText"/>
-      </w:pPr>
-      <w:r>
-        <w:t xml:space="preserve">ALEKSEY: Он. Сорок за двадцать. Ровно по таблице Ирины.</w:t>
-      </w:r>
-    </w:p>
-    <w:p>
-      <w:pPr>
-        <w:pStyle w:val="BodyText"/>
-      </w:pPr>
-      <w:r>
-        <w:t xml:space="preserve">OLGA: Ровно по таблице. Значит, он её проверял, а не торговался. Это хуже и лучше одновременно.</w:t>
-      </w:r>
-    </w:p>
-    <w:p>
-      <w:pPr>
-        <w:pStyle w:val="BodyText"/>
-      </w:pPr>
-      <w:r>
-        <w:t xml:space="preserve">ALEKSEY: Почему хуже?</w:t>
-      </w:r>
-    </w:p>
-    <w:p>
-      <w:pPr>
-        <w:pStyle w:val="BodyText"/>
-      </w:pPr>
-      <w:r>
-        <w:t xml:space="preserve">OLGA: Потому что тот, кто не торгуется о деньгах, торгуется о другом. Об условиях. Об этом и будет баня. Деньги — это его язык. Условия — его характер.</w:t>
-      </w:r>
-    </w:p>
-    <w:p>
-      <w:pPr>
-        <w:pStyle w:val="BodyText"/>
-      </w:pPr>
-      <w:r>
-        <w:t xml:space="preserve">IRINA: Он сказал про условия?</w:t>
-      </w:r>
-    </w:p>
-    <w:p>
-      <w:pPr>
-        <w:pStyle w:val="BodyText"/>
-      </w:pPr>
-      <w:r>
-        <w:t xml:space="preserve">ALEKSEY: Сказал: «Будут». В субботу. В бане. «По-человечески».</w:t>
-      </w:r>
-    </w:p>
-    <w:p>
-      <w:pPr>
-        <w:pStyle w:val="BodyText"/>
-      </w:pPr>
-      <w:r>
-        <w:t xml:space="preserve">OLGA: «По-человечески» — самое опасное слово в русском бизнесе. Оно значит: без юриста.</w:t>
-      </w:r>
-    </w:p>
-    <w:p>
-      <w:pPr>
-        <w:pStyle w:val="BodyText"/>
-      </w:pPr>
-      <w:r>
-        <w:t xml:space="preserve">IRINA: Тогда юрист будет ждать в машине. Зайцев. Я договорюсь.</w:t>
-      </w:r>
-    </w:p>
-    <w:p>
-      <w:pPr>
-        <w:pStyle w:val="BodyText"/>
-      </w:pPr>
-      <w:r>
-        <w:t xml:space="preserve">ALEKSEY: И ещё. У него есть племянник. Кирилл. Лондонская бизнес-школа. «Очень интересна медицина». Два раза сказал.</w:t>
+        <w:t xml:space="preserve">IRINA: Алексей, ну как всё прошло? Лев Маркович уже звонил мне час назад.</w:t>
+      </w:r>
+    </w:p>
+    <w:p>
+      <w:pPr>
+        <w:pStyle w:val="BodyText"/>
+      </w:pPr>
+      <w:r>
+        <w:t xml:space="preserve">ALEKSEY: И что он вам сказал?</w:t>
+      </w:r>
+    </w:p>
+    <w:p>
+      <w:pPr>
+        <w:pStyle w:val="BodyText"/>
+      </w:pPr>
+      <w:r>
+        <w:t xml:space="preserve">IRINA: Сказал, что Ланской позвонил ему прямо из сада. Одна фраза: «Мальчик не врёт. И варенье хорошее».</w:t>
+      </w:r>
+    </w:p>
+    <w:p>
+      <w:pPr>
+        <w:pStyle w:val="BodyText"/>
+      </w:pPr>
+      <w:r>
+        <w:t xml:space="preserve">OLGA: Я тоже на громкой связи. Скажите, цифру назвал он?</w:t>
+      </w:r>
+    </w:p>
+    <w:p>
+      <w:pPr>
+        <w:pStyle w:val="BodyText"/>
+      </w:pPr>
+      <w:r>
+        <w:t xml:space="preserve">ALEKSEY: Он. Сорок за двадцать, ровно по таблице Ирины.</w:t>
+      </w:r>
+    </w:p>
+    <w:p>
+      <w:pPr>
+        <w:pStyle w:val="BodyText"/>
+      </w:pPr>
+      <w:r>
+        <w:t xml:space="preserve">OLGA: Ровно по таблице, значит, он её проверял, а не торговался. Это хуже и лучше одновременно.</w:t>
+      </w:r>
+    </w:p>
+    <w:p>
+      <w:pPr>
+        <w:pStyle w:val="BodyText"/>
+      </w:pPr>
+      <w:r>
+        <w:t xml:space="preserve">ALEKSEY: А почему хуже? По-моему, это только хорошо.</w:t>
+      </w:r>
+    </w:p>
+    <w:p>
+      <w:pPr>
+        <w:pStyle w:val="BodyText"/>
+      </w:pPr>
+      <w:r>
+        <w:t xml:space="preserve">OLGA: Потому что тот, кто не торгуется о деньгах, торгуется о другом, то есть об условиях. Об этом и будет баня. Деньги — это его язык, а условия — его характер, и характер у него, судя по всему, сильный.</w:t>
+      </w:r>
+    </w:p>
+    <w:p>
+      <w:pPr>
+        <w:pStyle w:val="BodyText"/>
+      </w:pPr>
+      <w:r>
+        <w:t xml:space="preserve">IRINA: А он что-нибудь сказал про условия?</w:t>
+      </w:r>
+    </w:p>
+    <w:p>
+      <w:pPr>
+        <w:pStyle w:val="BodyText"/>
+      </w:pPr>
+      <w:r>
+        <w:t xml:space="preserve">ALEKSEY: Сказал, что будут, в субботу, в бане, «по-человечески».</w:t>
+      </w:r>
+    </w:p>
+    <w:p>
+      <w:pPr>
+        <w:pStyle w:val="BodyText"/>
+      </w:pPr>
+      <w:r>
+        <w:t xml:space="preserve">OLGA: «По-человечески» — самое опасное слово в русском бизнесе, потому что оно значит: без юриста.</w:t>
+      </w:r>
+    </w:p>
+    <w:p>
+      <w:pPr>
+        <w:pStyle w:val="BodyText"/>
+      </w:pPr>
+      <w:r>
+        <w:t xml:space="preserve">IRINA: Тогда юрист будет ждать в машине. Это будет Зайцев, я с ним договорюсь.</w:t>
+      </w:r>
+    </w:p>
+    <w:p>
+      <w:pPr>
+        <w:pStyle w:val="BodyText"/>
+      </w:pPr>
+      <w:r>
+        <w:t xml:space="preserve">ALEKSEY: И ещё. У него есть племянник Кирилл, который окончил лондонскую бизнес-школу. «Очень интересна медицина» — он сказал это два раза.</w:t>
       </w:r>
     </w:p>
     <w:p>
@@ -1879,7 +1879,7 @@
         <w:pStyle w:val="BodyText"/>
       </w:pPr>
       <w:r>
-        <w:t xml:space="preserve">ALEKSEY: Посмотрим. Как говорит Борис Игоревич. Давайте по делу: в субботу — баня, а в понедельник — протокол втроём. Ирина, пришлите Зайцеву наш договор и картонку. Шучу. Только договор.</w:t>
+        <w:t xml:space="preserve">ALEKSEY: Посмотрим, как говорит Борис Игоревич. Давайте по делу: в субботу баня, а в понедельник протокол втроём. Ирина, пришлите Зайцеву наш договор и картонку. Шучу, только договор, потому что картонка остаётся на двери.</w:t>
       </w:r>
     </w:p>
     <w:p>
@@ -3066,7 +3066,7 @@
         <w:t xml:space="preserve"> </w:t>
       </w:r>
       <w:r>
-        <w:t xml:space="preserve">자신이 이 일을 하게 된 개인적 이유를 짧은 문장 연쇄로 말하는 25~30단어 문장 만들기.</w:t>
+        <w:t xml:space="preserve">자신이 이 일을 하게 된 개인적 이유를 짧은 문장 연쇄로 말하는 30~50단어 발화 만들기.</w:t>
       </w:r>
     </w:p>
     <w:bookmarkEnd w:id="30"/>
@@ -3558,23 +3558,23 @@
         <w:pStyle w:val="FirstParagraph"/>
       </w:pPr>
       <w:r>
-        <w:t xml:space="preserve">이리나: 상반기 마감. 매출 — 1,400만. 이익 — 80만. 재고 — 주사기 400개.</w:t>
-      </w:r>
-    </w:p>
-    <w:p>
-      <w:pPr>
-        <w:pStyle w:val="BodyText"/>
-      </w:pPr>
-      <w:r>
-        <w:t xml:space="preserve">알렉세이: 400개. 3,500개 중에. 9월이면 — 0.</w:t>
-      </w:r>
-    </w:p>
-    <w:p>
-      <w:pPr>
-        <w:pStyle w:val="BodyText"/>
-      </w:pPr>
-      <w:r>
-        <w:t xml:space="preserve">디마: 그런데 대기 명단엔 — 의사 34명. 거기에 루블룝카. 거기에 툴라는 자기 센터를 원하고요.</w:t>
+        <w:t xml:space="preserve">이리나: 상반기 마감했어요. 매출 1,400만, 이익 80만, 그리고 창고에 주사기 400개가 남았어요.</w:t>
+      </w:r>
+    </w:p>
+    <w:p>
+      <w:pPr>
+        <w:pStyle w:val="BodyText"/>
+      </w:pPr>
+      <w:r>
+        <w:t xml:space="preserve">알렉세이: 3,500개 중에 400개요. 그럼 9월이면 창고가 텅 비겠네요.</w:t>
+      </w:r>
+    </w:p>
+    <w:p>
+      <w:pPr>
+        <w:pStyle w:val="BodyText"/>
+      </w:pPr>
+      <w:r>
+        <w:t xml:space="preserve">디마: 그런데 대기 명단엔 의사 34명, 거기에 루블룝카, 그리고 툴라도 자기 센터를 원해요.</w:t>
       </w:r>
     </w:p>
     <w:p>
@@ -3590,87 +3590,87 @@
         <w:pStyle w:val="BodyText"/>
       </w:pPr>
       <w:r>
-        <w:t xml:space="preserve">알렉세이: 도윤 말로는 — 준비됐대요. 주사기 1만 개. 28만 달러. 외상 — 60일.</w:t>
-      </w:r>
-    </w:p>
-    <w:p>
-      <w:pPr>
-        <w:pStyle w:val="BodyText"/>
-      </w:pPr>
-      <w:r>
-        <w:t xml:space="preserve">이리나: 2,500만 루블. 60일 안에 많아야 3천 개 팔아요. 1,500만이 모자라요. 거기에 툴라, 두 번째 매니저. 합치면 2년간 약 4천만이 필요해요.</w:t>
-      </w:r>
-    </w:p>
-    <w:p>
-      <w:pPr>
-        <w:pStyle w:val="BodyText"/>
-      </w:pPr>
-      <w:r>
-        <w:t xml:space="preserve">알렉세이: 4천만. 은행은요?</w:t>
-      </w:r>
-    </w:p>
-    <w:p>
-      <w:pPr>
-        <w:pStyle w:val="BodyText"/>
-      </w:pPr>
-      <w:r>
-        <w:t xml:space="preserve">이리나: 그리고리예프가 먼저 전화했어요. 약속대로: 「등록증 있으면 — 우리가 제일 먼저」. 1,500만. 19퍼센트. 담보 — 당신 아파트.</w:t>
-      </w:r>
-    </w:p>
-    <w:p>
-      <w:pPr>
-        <w:pStyle w:val="BodyText"/>
-      </w:pPr>
-      <w:r>
-        <w:t xml:space="preserve">알렉세이: 아파트는 이미 담보예요. 두 번은 — 안 돼요.</w:t>
-      </w:r>
-    </w:p>
-    <w:p>
-      <w:pPr>
-        <w:pStyle w:val="BodyText"/>
-      </w:pPr>
-      <w:r>
-        <w:t xml:space="preserve">올가: 그럴 필요 없어요. 은행은 돈을 줘요. 파트너는 돈과 머리를 줘요. 우린 머리가 필요해요.</w:t>
-      </w:r>
-    </w:p>
-    <w:p>
-      <w:pPr>
-        <w:pStyle w:val="BodyText"/>
-      </w:pPr>
-      <w:r>
-        <w:t xml:space="preserve">이리나: 그럼 란스코이. 기억나요? 2년 전에 말했잖아요.</w:t>
-      </w:r>
-    </w:p>
-    <w:p>
-      <w:pPr>
-        <w:pStyle w:val="BodyText"/>
-      </w:pPr>
-      <w:r>
-        <w:t xml:space="preserve">알렉세이: 기억나요. 「봉투 하나 없음」. 그 지주회사를 감사했죠.</w:t>
-      </w:r>
-    </w:p>
-    <w:p>
-      <w:pPr>
-        <w:pStyle w:val="BodyText"/>
-      </w:pPr>
-      <w:r>
-        <w:t xml:space="preserve">이리나: 5년 전에요. 봉투 없는 건설사 — 그 뒤로 본 적 없어요. 어제 레프 마르코비치가 전화했어요. 감사 법인 시절 제 옛 파트너예요. 20년째 란스코이 일을 맡고 있어요.</w:t>
-      </w:r>
-    </w:p>
-    <w:p>
-      <w:pPr>
-        <w:pStyle w:val="BodyText"/>
-      </w:pPr>
-      <w:r>
-        <w:t xml:space="preserve">알렉세이: 그래서요?</w:t>
-      </w:r>
-    </w:p>
-    <w:p>
-      <w:pPr>
-        <w:pStyle w:val="BodyText"/>
-      </w:pPr>
-      <w:r>
-        <w:t xml:space="preserve">이리나: 보리스 이고레비치가 당신을 다차에 초대했어요. 토요일. 혼자. 프레젠테이션 없이.</w:t>
+        <w:t xml:space="preserve">알렉세이: 도윤 말로는 준비됐대요: 주사기 1만 개에 28만 달러, 지불 유예 60일이요.</w:t>
+      </w:r>
+    </w:p>
+    <w:p>
+      <w:pPr>
+        <w:pStyle w:val="BodyText"/>
+      </w:pPr>
+      <w:r>
+        <w:t xml:space="preserve">이리나: 2,500만 루블이에요. 60일 동안 우리가 팔 수 있는 건 최대 3천 개라서 1,500만이 모자라요. 거기에 툴라, 두 번째 매니저까지. 합치면 2년 동안 약 4천만이 필요해요.</w:t>
+      </w:r>
+    </w:p>
+    <w:p>
+      <w:pPr>
+        <w:pStyle w:val="BodyText"/>
+      </w:pPr>
+      <w:r>
+        <w:t xml:space="preserve">알렉세이: 4천만이라… 다시 은행에 가 보면 어때요?</w:t>
+      </w:r>
+    </w:p>
+    <w:p>
+      <w:pPr>
+        <w:pStyle w:val="BodyText"/>
+      </w:pPr>
+      <w:r>
+        <w:t xml:space="preserve">이리나: 그리고리예프가 약속대로 먼저 전화했어요: 「등록증 있으면 — 우선」. 1,500만에 19퍼센트, 담보는 당신 아파트요.</w:t>
+      </w:r>
+    </w:p>
+    <w:p>
+      <w:pPr>
+        <w:pStyle w:val="BodyText"/>
+      </w:pPr>
+      <w:r>
+        <w:t xml:space="preserve">알렉세이: 아파트는 이미 담보로 잡혀 있어요. 두 번은 절대 안 해요.</w:t>
+      </w:r>
+    </w:p>
+    <w:p>
+      <w:pPr>
+        <w:pStyle w:val="BodyText"/>
+      </w:pPr>
+      <w:r>
+        <w:t xml:space="preserve">올가: 그럴 필요 없어요. 은행은 돈을 줘요. 파트너는 돈과 머리를 줘요. 지금 우리한테 필요한 건 바로 머리예요.</w:t>
+      </w:r>
+    </w:p>
+    <w:p>
+      <w:pPr>
+        <w:pStyle w:val="BodyText"/>
+      </w:pPr>
+      <w:r>
+        <w:t xml:space="preserve">이리나: 그럼 란스코이예요. 2년 전에 제가 말했던 거 기억나요?</w:t>
+      </w:r>
+    </w:p>
+    <w:p>
+      <w:pPr>
+        <w:pStyle w:val="BodyText"/>
+      </w:pPr>
+      <w:r>
+        <w:t xml:space="preserve">알렉세이: 기억나요: 「봉투가 하나도 없었다」. 그때 그 사람 지주회사를 감사하셨죠.</w:t>
+      </w:r>
+    </w:p>
+    <w:p>
+      <w:pPr>
+        <w:pStyle w:val="BodyText"/>
+      </w:pPr>
+      <w:r>
+        <w:t xml:space="preserve">이리나: 5년 전에요. 봉투 없는 건설업 — 그런 건 그 뒤로 한 번도 못 봤어요. 어제 레프 마르코비치가 전화했어요. 감사 시절 제 파트너였고, 20년째 란스코이 일을 봐 주는 사람인데, 란스코이가 당신을 만나고 싶어 한대요.</w:t>
+      </w:r>
+    </w:p>
+    <w:p>
+      <w:pPr>
+        <w:pStyle w:val="BodyText"/>
+      </w:pPr>
+      <w:r>
+        <w:t xml:space="preserve">알렉세이: 그래서 뭐라고 했어요?</w:t>
+      </w:r>
+    </w:p>
+    <w:p>
+      <w:pPr>
+        <w:pStyle w:val="BodyText"/>
+      </w:pPr>
+      <w:r>
+        <w:t xml:space="preserve">이리나: 보리스 이고레비치가 토요일에 다차로 초대한대요. 혼자서, 프레젠테이션 없이요.</w:t>
       </w:r>
     </w:p>
     <w:bookmarkEnd w:id="33"/>
@@ -3688,231 +3688,231 @@
         <w:pStyle w:val="FirstParagraph"/>
       </w:pPr>
       <w:r>
-        <w:t xml:space="preserve">알렉세이: 프레젠테이션 없이요? 숫자는 어떻게 보여 드려요?</w:t>
-      </w:r>
-    </w:p>
-    <w:p>
-      <w:pPr>
-        <w:pStyle w:val="BodyText"/>
-      </w:pPr>
-      <w:r>
-        <w:t xml:space="preserve">이리나: 숫자는 제가 직접 보내요. 그분이 요청했어요. 레프 마르코비치한테 그랬대요: 「숫자는 벨로바가 보내게 해. 그 사람은 믿어. 날 감사했으니까」. 드문 일이에요. 보통은 감사한 사람을 싫어하거든요.</w:t>
-      </w:r>
-    </w:p>
-    <w:p>
-      <w:pPr>
-        <w:pStyle w:val="BodyText"/>
-      </w:pPr>
-      <w:r>
-        <w:t xml:space="preserve">올가: 그럼 다차에선 숫자가 아니라 — 당신을 시험하겠네요.</w:t>
-      </w:r>
-    </w:p>
-    <w:p>
-      <w:pPr>
-        <w:pStyle w:val="BodyText"/>
-      </w:pPr>
-      <w:r>
-        <w:t xml:space="preserve">알렉세이: 어떻게요?</w:t>
-      </w:r>
-    </w:p>
-    <w:p>
-      <w:pPr>
-        <w:pStyle w:val="BodyText"/>
-      </w:pPr>
-      <w:r>
-        <w:t xml:space="preserve">올가: 몰라요. 사람마다 달라요. 내가 모시던 사장 하나는 낚시로 사람을 시험했어요. 서두르는 사람은 못 잡거든요.</w:t>
-      </w:r>
-    </w:p>
-    <w:p>
-      <w:pPr>
-        <w:pStyle w:val="BodyText"/>
-      </w:pPr>
-      <w:r>
-        <w:t xml:space="preserve">알렉세이: 그럼 전 끝이네요.</w:t>
-      </w:r>
-    </w:p>
-    <w:p>
-      <w:pPr>
-        <w:pStyle w:val="BodyText"/>
-      </w:pPr>
-      <w:r>
-        <w:t xml:space="preserve">이리나: 아는 걸 말할게요. 64세. 92년부터 건설. 지금은 — 지주회사의 30퍼센트가 의료. 포돌스크의 병원 하나, 진단 센터 두 곳. 그리고: 재촉당하는 걸 싫어해요.</w:t>
-      </w:r>
-    </w:p>
-    <w:p>
-      <w:pPr>
-        <w:pStyle w:val="BodyText"/>
-      </w:pPr>
-      <w:r>
-        <w:t xml:space="preserve">알렉세이: 왜 의료예요? 건설인인데.</w:t>
-      </w:r>
-    </w:p>
-    <w:p>
-      <w:pPr>
-        <w:pStyle w:val="BodyText"/>
-      </w:pPr>
-      <w:r>
-        <w:t xml:space="preserve">이리나: 몰라요. 보고서엔 없어요. 직접 물어봐요. 그분이 답하고 싶다면요.</w:t>
-      </w:r>
-    </w:p>
-    <w:p>
-      <w:pPr>
-        <w:pStyle w:val="BodyText"/>
-      </w:pPr>
-      <w:r>
-        <w:t xml:space="preserve">올가: 다차의 규칙. 첫째 — 시간. 늦지 마요. 일찍 가지도 말고. 정각에.</w:t>
-      </w:r>
-    </w:p>
-    <w:p>
-      <w:pPr>
-        <w:pStyle w:val="BodyText"/>
-      </w:pPr>
-      <w:r>
-        <w:t xml:space="preserve">알렉세이: 카페의 이리나처럼요. 8시 정각.</w:t>
-      </w:r>
-    </w:p>
-    <w:p>
-      <w:pPr>
-        <w:pStyle w:val="BodyText"/>
-      </w:pPr>
-      <w:r>
-        <w:t xml:space="preserve">올가: 둘째 — 선물. 다차에 비싼 선물은 — 모욕이에요. 그 사람을 살 수 있다고 생각한다는 뜻이니까요.</w:t>
-      </w:r>
-    </w:p>
-    <w:p>
-      <w:pPr>
-        <w:pStyle w:val="BodyText"/>
-      </w:pPr>
-      <w:r>
-        <w:t xml:space="preserve">알렉세이: 그럼 뭐요?</w:t>
-      </w:r>
-    </w:p>
-    <w:p>
-      <w:pPr>
-        <w:pStyle w:val="BodyText"/>
-      </w:pPr>
-      <w:r>
-        <w:t xml:space="preserve">이리나: 돈으로 살 수 없는 것. 당신의 것.</w:t>
-      </w:r>
-    </w:p>
-    <w:p>
-      <w:pPr>
-        <w:pStyle w:val="BodyText"/>
-      </w:pPr>
-      <w:r>
-        <w:t xml:space="preserve">알렉세이: 할머니가 만든 산딸기 잼이 있어요. 할머니 텃밭에서. 매년 8월에 만드세요.</w:t>
-      </w:r>
-    </w:p>
-    <w:p>
-      <w:pPr>
-        <w:pStyle w:val="BodyText"/>
-      </w:pPr>
-      <w:r>
-        <w:t xml:space="preserve">올가: 잼. 좋아요. 셋째 — 대화. 일 얘기를 먼저 꺼내지 마요. 그분이 꺼낼 거예요. 한 시간 뒤일 수도. 세 시간 뒤일 수도. 아예 안 꺼낼 수도. 그럼 그건 「아니요」예요, 정중한.</w:t>
-      </w:r>
-    </w:p>
-    <w:p>
-      <w:pPr>
-        <w:pStyle w:val="BodyText"/>
-      </w:pPr>
-      <w:r>
-        <w:t xml:space="preserve">알렉세이: 그분도 안 꺼내고 나도 안 꺼내면요?</w:t>
-      </w:r>
-    </w:p>
-    <w:p>
-      <w:pPr>
-        <w:pStyle w:val="BodyText"/>
-      </w:pPr>
-      <w:r>
-        <w:t xml:space="preserve">올가: 그럼 빈손으로 집에 오는 거죠, 잼 한 병 줄어서. 그것도 답이에요.</w:t>
-      </w:r>
-    </w:p>
-    <w:p>
-      <w:pPr>
-        <w:pStyle w:val="BodyText"/>
-      </w:pPr>
-      <w:r>
-        <w:t xml:space="preserve">이리나: 넷째 — 호칭. 보리스 이고레비치. 그것만. 「보리스라고 불러」라고 해도.</w:t>
-      </w:r>
-    </w:p>
-    <w:p>
-      <w:pPr>
-        <w:pStyle w:val="BodyText"/>
-      </w:pPr>
-      <w:r>
-        <w:t xml:space="preserve">알렉세이: 그분이 반말을 하면요?</w:t>
-      </w:r>
-    </w:p>
-    <w:p>
-      <w:pPr>
-        <w:pStyle w:val="BodyText"/>
-      </w:pPr>
-      <w:r>
-        <w:t xml:space="preserve">올가: 할 거예요. 그분은 64, 당신은 36. 그분은 반말, 당신은 존댓말. 서운해하지 마요. 무례가 아니에요. 나이와 다차예요. 모스크바에선 흔해요. 중요한 건 — 당신이 먼저 말을 놓지 않는 거예요.</w:t>
-      </w:r>
-    </w:p>
-    <w:p>
-      <w:pPr>
-        <w:pStyle w:val="BodyText"/>
-      </w:pPr>
-      <w:r>
-        <w:t xml:space="preserve">알렉세이: 알겠어요. 금액은요? 얼마가 필요하냐고 물으시면요?</w:t>
-      </w:r>
-    </w:p>
-    <w:p>
-      <w:pPr>
-        <w:pStyle w:val="BodyText"/>
-      </w:pPr>
-      <w:r>
-        <w:t xml:space="preserve">이리나: 4천만. 20퍼센트에. 계산했어요: 회사 가치는 2억.</w:t>
-      </w:r>
-    </w:p>
-    <w:p>
-      <w:pPr>
-        <w:pStyle w:val="BodyText"/>
-      </w:pPr>
-      <w:r>
-        <w:t xml:space="preserve">알렉세이: 2억이요? 1년 반 전엔 펀드가 51퍼센트에 500만을 불렀는데요.</w:t>
-      </w:r>
-    </w:p>
-    <w:p>
-      <w:pPr>
-        <w:pStyle w:val="BodyText"/>
-      </w:pPr>
-      <w:r>
-        <w:t xml:space="preserve">이리나: 1년 반 전엔 등록증도, 고객도, 이익도 없었어요. 지금은 — 4월이 아니라 7월이에요.</w:t>
-      </w:r>
-    </w:p>
-    <w:p>
-      <w:pPr>
-        <w:pStyle w:val="BodyText"/>
-      </w:pPr>
-      <w:r>
-        <w:t xml:space="preserve">올가: 하지만 금액을 먼저 말하지 마요. 숫자를 먼저 부르는 사람이 숫자의 절반을 잃어요.</w:t>
-      </w:r>
-    </w:p>
-    <w:p>
-      <w:pPr>
-        <w:pStyle w:val="BodyText"/>
-      </w:pPr>
-      <w:r>
-        <w:t xml:space="preserve">알렉세이: 「숫자는 구매자가 부른다」고 하셨잖아요.</w:t>
-      </w:r>
-    </w:p>
-    <w:p>
-      <w:pPr>
-        <w:pStyle w:val="BodyText"/>
-      </w:pPr>
-      <w:r>
-        <w:t xml:space="preserve">올가: 바로 그거예요. 여기선 그분이 구매자예요. 지분을 사는 거니까. 그분이 부르게 해요.</w:t>
-      </w:r>
-    </w:p>
-    <w:p>
-      <w:pPr>
-        <w:pStyle w:val="BodyText"/>
-      </w:pPr>
-      <w:r>
-        <w:t xml:space="preserve">이리나: 그리고 다섯째. 거짓말하지 마요. 확인할 거예요. 그걸 위해 레프 마르코비치와 내가 있어요.</w:t>
+        <w:t xml:space="preserve">알렉세이: 프레젠테이션 없이요? 그럼 숫자는 어떻게 보여 드려요?</w:t>
+      </w:r>
+    </w:p>
+    <w:p>
+      <w:pPr>
+        <w:pStyle w:val="BodyText"/>
+      </w:pPr>
+      <w:r>
+        <w:t xml:space="preserve">이리나: 숫자는 제가 직접 보낼 거예요, 그분이 그렇게 부탁했어요. 레프 마르코비치에게 「숫자는 벨로바가 보내라고 해. 그 사람은 믿어. 날 감사했으니까」라고 했대요. 드문 일이에요, 보통은 감사한 사람을 싫어하거든요.</w:t>
+      </w:r>
+    </w:p>
+    <w:p>
+      <w:pPr>
+        <w:pStyle w:val="BodyText"/>
+      </w:pPr>
+      <w:r>
+        <w:t xml:space="preserve">올가: 그럼 다차에선 숫자가 아니라 당신을 시험하겠네요.</w:t>
+      </w:r>
+    </w:p>
+    <w:p>
+      <w:pPr>
+        <w:pStyle w:val="BodyText"/>
+      </w:pPr>
+      <w:r>
+        <w:t xml:space="preserve">알렉세이: 정확히 어떻게 시험한다는 거예요?</w:t>
+      </w:r>
+    </w:p>
+    <w:p>
+      <w:pPr>
+        <w:pStyle w:val="BodyText"/>
+      </w:pPr>
+      <w:r>
+        <w:t xml:space="preserve">올가: 몰라요, 사람마다 달라요. 내가 모시던 대표 하나는 낚시로 사람을 시험했어요. 서두르는 사람은 못 낚으니까요.</w:t>
+      </w:r>
+    </w:p>
+    <w:p>
+      <w:pPr>
+        <w:pStyle w:val="BodyText"/>
+      </w:pPr>
+      <w:r>
+        <w:t xml:space="preserve">알렉세이: 그럼 전 끝났네요, 늘 서두르니까요.</w:t>
+      </w:r>
+    </w:p>
+    <w:p>
+      <w:pPr>
+        <w:pStyle w:val="BodyText"/>
+      </w:pPr>
+      <w:r>
+        <w:t xml:space="preserve">이리나: 아는 걸 말해 줄게요. 64세, 92년부터 건설업을 했어요. 지금 지주회사의 30퍼센트가 의료예요: 포돌스크 병원 하나, 진단 센터 두 곳. 그리고 하나 더: 재촉받는 걸 싫어해요.</w:t>
+      </w:r>
+    </w:p>
+    <w:p>
+      <w:pPr>
+        <w:pStyle w:val="BodyText"/>
+      </w:pPr>
+      <w:r>
+        <w:t xml:space="preserve">알렉세이: 그런데 왜 하필 의료예요? 건설하는 사람이잖아요.</w:t>
+      </w:r>
+    </w:p>
+    <w:p>
+      <w:pPr>
+        <w:pStyle w:val="BodyText"/>
+      </w:pPr>
+      <w:r>
+        <w:t xml:space="preserve">이리나: 몰라요, 보고서엔 없어요. 그분이 대답하고 싶어 하면 직접 물어보세요.</w:t>
+      </w:r>
+    </w:p>
+    <w:p>
+      <w:pPr>
+        <w:pStyle w:val="BodyText"/>
+      </w:pPr>
+      <w:r>
+        <w:t xml:space="preserve">올가: 이제 다차의 규칙이요. 첫째 — 시간: 늦지도 말고, 일찍 가지도 말 것. 정각에요.</w:t>
+      </w:r>
+    </w:p>
+    <w:p>
+      <w:pPr>
+        <w:pStyle w:val="BodyText"/>
+      </w:pPr>
+      <w:r>
+        <w:t xml:space="preserve">알렉세이: 카페에서의 이리나처럼요, 8시 정각.</w:t>
+      </w:r>
+    </w:p>
+    <w:p>
+      <w:pPr>
+        <w:pStyle w:val="BodyText"/>
+      </w:pPr>
+      <w:r>
+        <w:t xml:space="preserve">올가: 둘째 — 선물. 다차에서 비싼 선물은 모욕이에요. 그를 돈으로 살 수 있다고 생각한다는 뜻이니까요.</w:t>
+      </w:r>
+    </w:p>
+    <w:p>
+      <w:pPr>
+        <w:pStyle w:val="BodyText"/>
+      </w:pPr>
+      <w:r>
+        <w:t xml:space="preserve">알렉세이: 그럼 뭘 드려야 해요?</w:t>
+      </w:r>
+    </w:p>
+    <w:p>
+      <w:pPr>
+        <w:pStyle w:val="BodyText"/>
+      </w:pPr>
+      <w:r>
+        <w:t xml:space="preserve">이리나: 돈으로 살 수 없는 것. 당신만의 것, 개인적인 거요.</w:t>
+      </w:r>
+    </w:p>
+    <w:p>
+      <w:pPr>
+        <w:pStyle w:val="BodyText"/>
+      </w:pPr>
+      <w:r>
+        <w:t xml:space="preserve">알렉세이: 할머니 텃밭에서 딴 라즈베리 잼이 있어요. 해마다 8월에 만드세요.</w:t>
+      </w:r>
+    </w:p>
+    <w:p>
+      <w:pPr>
+        <w:pStyle w:val="BodyText"/>
+      </w:pPr>
+      <w:r>
+        <w:t xml:space="preserve">올가: 잼, 좋아요. 셋째 — 대화. 일 얘기는 먼저 꺼내지 마세요, 그분이 꺼낼 거예요. 한 시간 뒤일 수도, 세 시간 뒤일 수도 있어요. 아예 안 꺼낼 수도 있는데, 그러면 정중한 「아니요」라는 뜻이에요.</w:t>
+      </w:r>
+    </w:p>
+    <w:p>
+      <w:pPr>
+        <w:pStyle w:val="BodyText"/>
+      </w:pPr>
+      <w:r>
+        <w:t xml:space="preserve">알렉세이: 그분도 안 꺼내고 저도 안 꺼내면요?</w:t>
+      </w:r>
+    </w:p>
+    <w:p>
+      <w:pPr>
+        <w:pStyle w:val="BodyText"/>
+      </w:pPr>
+      <w:r>
+        <w:t xml:space="preserve">올가: 그럼 빈손에 잼 한 병 줄어서 집에 오는 거죠. 그것도 대답이에요.</w:t>
+      </w:r>
+    </w:p>
+    <w:p>
+      <w:pPr>
+        <w:pStyle w:val="BodyText"/>
+      </w:pPr>
+      <w:r>
+        <w:t xml:space="preserve">이리나: 넷째 — 호칭. 「보리스 이고레비치」만요. 「그냥 보리스라고 불러」라고 해도요.</w:t>
+      </w:r>
+    </w:p>
+    <w:p>
+      <w:pPr>
+        <w:pStyle w:val="BodyText"/>
+      </w:pPr>
+      <w:r>
+        <w:t xml:space="preserve">알렉세이: 그분이 저한테 반말하면요?</w:t>
+      </w:r>
+    </w:p>
+    <w:p>
+      <w:pPr>
+        <w:pStyle w:val="BodyText"/>
+      </w:pPr>
+      <w:r>
+        <w:t xml:space="preserve">올가: 할 거예요. 그분은 64세, 당신은 36세. 그분은 반말, 당신은 존댓말, 서운해하지 마요. 무례가 아니라 나이와 다차 때문이고, 모스크바에선 흔한 일이에요. 중요한 건 당신이 먼저 반말로 넘어가지 않는 거예요.</w:t>
+      </w:r>
+    </w:p>
+    <w:p>
+      <w:pPr>
+        <w:pStyle w:val="BodyText"/>
+      </w:pPr>
+      <w:r>
+        <w:t xml:space="preserve">알렉세이: 알겠어요. 얼마가 필요하냐고 물으면요?</w:t>
+      </w:r>
+    </w:p>
+    <w:p>
+      <w:pPr>
+        <w:pStyle w:val="BodyText"/>
+      </w:pPr>
+      <w:r>
+        <w:t xml:space="preserve">이리나: 20퍼센트에 4천만이요. 계산해 보니 회사 가치가 2억이에요.</w:t>
+      </w:r>
+    </w:p>
+    <w:p>
+      <w:pPr>
+        <w:pStyle w:val="BodyText"/>
+      </w:pPr>
+      <w:r>
+        <w:t xml:space="preserve">알렉세이: 2억이요? 1년 반 전엔 펀드가 51퍼센트에 500만을 주겠다고 했잖아요.</w:t>
+      </w:r>
+    </w:p>
+    <w:p>
+      <w:pPr>
+        <w:pStyle w:val="BodyText"/>
+      </w:pPr>
+      <w:r>
+        <w:t xml:space="preserve">이리나: 1년 반 전엔 등록증도, 고객도, 이익도 없었죠. 지금은 4월이 아니라 7월이에요.</w:t>
+      </w:r>
+    </w:p>
+    <w:p>
+      <w:pPr>
+        <w:pStyle w:val="BodyText"/>
+      </w:pPr>
+      <w:r>
+        <w:t xml:space="preserve">올가: 하지만 금액을 먼저 말하지 마세요. 숫자를 먼저 말하는 사람이 그 숫자의 절반을 잃어요.</w:t>
+      </w:r>
+    </w:p>
+    <w:p>
+      <w:pPr>
+        <w:pStyle w:val="BodyText"/>
+      </w:pPr>
+      <w:r>
+        <w:t xml:space="preserve">알렉세이: 하지만 직접 「사는 쪽이 숫자를 부른다」고 하셨잖아요.</w:t>
+      </w:r>
+    </w:p>
+    <w:p>
+      <w:pPr>
+        <w:pStyle w:val="BodyText"/>
+      </w:pPr>
+      <w:r>
+        <w:t xml:space="preserve">올가: 바로 그거예요. 여기선 지분을 사는 그분이 사는 쪽이에요. 그분이 부르게 하세요.</w:t>
+      </w:r>
+    </w:p>
+    <w:p>
+      <w:pPr>
+        <w:pStyle w:val="BodyText"/>
+      </w:pPr>
+      <w:r>
+        <w:t xml:space="preserve">이리나: 그리고 다섯째: 거짓말하지 마세요. 다 확인할 거예요. 그걸 위해 레프 마르코비치와 제가 있으니까요.</w:t>
       </w:r>
     </w:p>
     <w:p>
@@ -3928,39 +3928,39 @@
         <w:pStyle w:val="BodyText"/>
       </w:pPr>
       <w:r>
-        <w:t xml:space="preserve">이리나: 그래서요. 그분이 나한테 물으면, 난 진실을 말할 거예요. 당신 마음에 안 들어도요. 그분도 그걸 알아요. 그래서 날 믿죠. 그러니 내가 정직한 게 당신한테도 이득이에요.</w:t>
-      </w:r>
-    </w:p>
-    <w:p>
-      <w:pPr>
-        <w:pStyle w:val="BodyText"/>
-      </w:pPr>
-      <w:r>
-        <w:t xml:space="preserve">알렉세이: 이리나 세르게예브나, 무서운 사람이네요.</w:t>
-      </w:r>
-    </w:p>
-    <w:p>
-      <w:pPr>
-        <w:pStyle w:val="BodyText"/>
-      </w:pPr>
-      <w:r>
-        <w:t xml:space="preserve">이리나: 감사인이에요. 전직. 그게 더 나빠요.</w:t>
-      </w:r>
-    </w:p>
-    <w:p>
-      <w:pPr>
-        <w:pStyle w:val="BodyText"/>
-      </w:pPr>
-      <w:r>
-        <w:t xml:space="preserve">올가: 알렉세이 니콜라예비치, 할머니 얘기는 바로 하지 마요. 그분이 잼을 보고 직접 묻게 해요.</w:t>
-      </w:r>
-    </w:p>
-    <w:p>
-      <w:pPr>
-        <w:pStyle w:val="BodyText"/>
-      </w:pPr>
-      <w:r>
-        <w:t xml:space="preserve">알렉세이: 잼, 12시 정각, 「보리스 이고레비치」, 숫자 없이. 알겠어요.</w:t>
+        <w:t xml:space="preserve">이리나: 그래서예요. 그분이 저한테 물으면 당신 마음에 안 들더라도 사실을 말할 거예요. 그분은 그걸 알고, 그래서 저를 믿어요. 그러니 제가 계속 정직한 게 당신한테도 이득이에요.</w:t>
+      </w:r>
+    </w:p>
+    <w:p>
+      <w:pPr>
+        <w:pStyle w:val="BodyText"/>
+      </w:pPr>
+      <w:r>
+        <w:t xml:space="preserve">알렉세이: 이리나 세르게예브나, 당신 무서운 사람이에요, 알아요?</w:t>
+      </w:r>
+    </w:p>
+    <w:p>
+      <w:pPr>
+        <w:pStyle w:val="BodyText"/>
+      </w:pPr>
+      <w:r>
+        <w:t xml:space="preserve">이리나: 전 감사관이에요, 전직이요. 알다시피 그게 더 나쁘죠.</w:t>
+      </w:r>
+    </w:p>
+    <w:p>
+      <w:pPr>
+        <w:pStyle w:val="BodyText"/>
+      </w:pPr>
+      <w:r>
+        <w:t xml:space="preserve">올가: 알렉세이 니콜라예비치, 할머니 얘기는 바로 하지 마요. 그분이 잼을 보고 직접 묻게 하세요.</w:t>
+      </w:r>
+    </w:p>
+    <w:p>
+      <w:pPr>
+        <w:pStyle w:val="BodyText"/>
+      </w:pPr>
+      <w:r>
+        <w:t xml:space="preserve">알렉세이: 잼, 12시 정각, 「보리스 이고레비치」, 숫자는 없이. 다 알겠어요.</w:t>
       </w:r>
     </w:p>
     <w:bookmarkEnd w:id="34"/>
@@ -3978,15 +3978,15 @@
         <w:pStyle w:val="FirstParagraph"/>
       </w:pPr>
       <w:r>
-        <w:t xml:space="preserve">보리스: 12시 정각. 딱 맞네. 레프 마르코비치가 정확한 사람이라더니. 들어와, 알렉세이. 신발 벗고.</w:t>
-      </w:r>
-    </w:p>
-    <w:p>
-      <w:pPr>
-        <w:pStyle w:val="BodyText"/>
-      </w:pPr>
-      <w:r>
-        <w:t xml:space="preserve">알렉세이: 안녕하세요, 보리스 이고레비치. 이거 드리려고요. 산딸기 잼이에요.</w:t>
+        <w:t xml:space="preserve">보리스: 12시 정각이네. 레프 마르코비치가 자네 시간 정확하다더군. 들어오게, 알렉세이. 신발 벗고.</w:t>
+      </w:r>
+    </w:p>
+    <w:p>
+      <w:pPr>
+        <w:pStyle w:val="BodyText"/>
+      </w:pPr>
+      <w:r>
+        <w:t xml:space="preserve">알렉세이: 안녕하세요, 보리스 이고레비치. 이거 드리려고요, 라즈베리 잼이에요.</w:t>
       </w:r>
     </w:p>
     <w:p>
@@ -4002,159 +4002,159 @@
         <w:pStyle w:val="BodyText"/>
       </w:pPr>
       <w:r>
-        <w:t xml:space="preserve">알렉세이: 할머니요. 소스노프카에서. 툴라주예요.</w:t>
-      </w:r>
-    </w:p>
-    <w:p>
-      <w:pPr>
-        <w:pStyle w:val="BodyText"/>
-      </w:pPr>
-      <w:r>
-        <w:t xml:space="preserve">보리스: 툴라. 좋아. 차 마실 때 내놓지. 정원으로 가세. 사과가 일찍 익었어. 따는 것 좀 도와주겠나?</w:t>
-      </w:r>
-    </w:p>
-    <w:p>
-      <w:pPr>
-        <w:pStyle w:val="BodyText"/>
-      </w:pPr>
-      <w:r>
-        <w:t xml:space="preserve">알렉세이: 도와드릴게요. 바구니는 어디 있어요?</w:t>
-      </w:r>
-    </w:p>
-    <w:p>
-      <w:pPr>
-        <w:pStyle w:val="BodyText"/>
-      </w:pPr>
-      <w:r>
-        <w:t xml:space="preserve">보리스: 저기, 헛간 옆에. 이건 백설 품종이야. 우리 아버지가 심었지. 56년에. 나무가 나보다 나이가 많아.</w:t>
-      </w:r>
-    </w:p>
-    <w:p>
-      <w:pPr>
-        <w:pStyle w:val="BodyText"/>
-      </w:pPr>
-      <w:r>
-        <w:t xml:space="preserve">알렉세이: 여기서 자라셨어요?</w:t>
-      </w:r>
-    </w:p>
-    <w:p>
-      <w:pPr>
-        <w:pStyle w:val="BodyText"/>
-      </w:pPr>
-      <w:r>
-        <w:t xml:space="preserve">보리스: 여기서. 아버지는 번역가였어. 작가들, 페레델키노. 난 작가가 되고 싶었지. 건설인이 됐고. 그런 일도 있는 거지.</w:t>
-      </w:r>
-    </w:p>
-    <w:p>
-      <w:pPr>
-        <w:pStyle w:val="BodyText"/>
-      </w:pPr>
-      <w:r>
-        <w:t xml:space="preserve">키릴: 보랴 삼촌, 레모네이드 가져왔어요. 안녕하세요. 키릴이에요. 조카예요.</w:t>
-      </w:r>
-    </w:p>
-    <w:p>
-      <w:pPr>
-        <w:pStyle w:val="BodyText"/>
-      </w:pPr>
-      <w:r>
-        <w:t xml:space="preserve">알렉세이: 알렉세이예요. 반갑습니다.</w:t>
-      </w:r>
-    </w:p>
-    <w:p>
-      <w:pPr>
-        <w:pStyle w:val="BodyText"/>
-      </w:pPr>
-      <w:r>
-        <w:t xml:space="preserve">보리스: 키릴은 — 내 여동생 아들이야. 런던에서 비즈니스 스쿨을 나왔지. 자기를 찾는 중이야. 벌써 2년째 찾고 있어.</w:t>
-      </w:r>
-    </w:p>
-    <w:p>
-      <w:pPr>
-        <w:pStyle w:val="BodyText"/>
-      </w:pPr>
-      <w:r>
-        <w:t xml:space="preserve">키릴: 삼촌, 또 시작이에요. 알렉세이 씨, 의료 쪽이시죠? 전 의료에 아주 관심이 많아요.</w:t>
-      </w:r>
-    </w:p>
-    <w:p>
-      <w:pPr>
-        <w:pStyle w:val="BodyText"/>
-      </w:pPr>
-      <w:r>
-        <w:t xml:space="preserve">보리스: 키릴, 가 봐라. 우린 사과 따는 중이다.</w:t>
-      </w:r>
-    </w:p>
-    <w:p>
-      <w:pPr>
-        <w:pStyle w:val="BodyText"/>
-      </w:pPr>
-      <w:r>
-        <w:t xml:space="preserve">알렉세이: 보리스 이고레비치, 하나 여쭤봐도 될까요? 일 얘기는 아니에요.</w:t>
-      </w:r>
-    </w:p>
-    <w:p>
-      <w:pPr>
-        <w:pStyle w:val="BodyText"/>
-      </w:pPr>
-      <w:r>
-        <w:t xml:space="preserve">보리스: 물어보게. 일 얘기는 내가 물을 거야. 내가 원할 때.</w:t>
-      </w:r>
-    </w:p>
-    <w:p>
-      <w:pPr>
-        <w:pStyle w:val="BodyText"/>
-      </w:pPr>
-      <w:r>
-        <w:t xml:space="preserve">알렉세이: 왜 의료예요? 건설인이시잖아요. 30년이나.</w:t>
-      </w:r>
-    </w:p>
-    <w:p>
-      <w:pPr>
-        <w:pStyle w:val="BodyText"/>
-      </w:pPr>
-      <w:r>
-        <w:t xml:space="preserve">보리스: 아내 때문이야. 12년 전 — 뇌졸중. 지역 병원. 장비가 없었어. 모스크바까지 세 시간을 실어 갔지. 너무 늦게 도착했고. 그 뒤로 병원을 지어. 돈 때문이 아니야. 어딘가 세 시간 더 가까운 곳이 있으라고.</w:t>
-      </w:r>
-    </w:p>
-    <w:p>
-      <w:pPr>
-        <w:pStyle w:val="BodyText"/>
-      </w:pPr>
-      <w:r>
-        <w:t xml:space="preserve">알렉세이: 죄송합니다. 몰랐어요.</w:t>
-      </w:r>
-    </w:p>
-    <w:p>
-      <w:pPr>
-        <w:pStyle w:val="BodyText"/>
-      </w:pPr>
-      <w:r>
-        <w:t xml:space="preserve">보리스: 자네가 어떻게 알겠나. 보고서엔 없어. 벨로바는 돈을 감사했지, 아내를 감사한 건 아니니까.</w:t>
-      </w:r>
-    </w:p>
-    <w:p>
-      <w:pPr>
-        <w:pStyle w:val="BodyText"/>
-      </w:pPr>
-      <w:r>
-        <w:t xml:space="preserve">알렉세이: 저희 할머니는 펠드셰르세요. 마을 네 곳에 혼자. 구급차를 40분씩 기다렸어요. 겨울엔 — 두 시간.</w:t>
-      </w:r>
-    </w:p>
-    <w:p>
-      <w:pPr>
-        <w:pStyle w:val="BodyText"/>
-      </w:pPr>
-      <w:r>
-        <w:t xml:space="preserve">보리스: 그러니까 잼은 펠드셰르가 만든 거로군. 그래서 코냑이 아니었어. 자네가 방금 벨로바의 보고서보다 많은 걸 말해 줬네. 얘기해 보게. 할머니 얘기, 주사기 얘기 말고. 주사기는 나중에.</w:t>
-      </w:r>
-    </w:p>
-    <w:p>
-      <w:pPr>
-        <w:pStyle w:val="BodyText"/>
-      </w:pPr>
-      <w:r>
-        <w:t xml:space="preserve">알렉세이: 할머니 문 위에 40년 동안 판지가 걸려 있었어요. 「해를 끼치지 말라」. 지금은 우리 문 위에 있어요.</w:t>
+        <w:t xml:space="preserve">알렉세이: 할머니가요, 툴라주 소스노프카에서요.</w:t>
+      </w:r>
+    </w:p>
+    <w:p>
+      <w:pPr>
+        <w:pStyle w:val="BodyText"/>
+      </w:pPr>
+      <w:r>
+        <w:t xml:space="preserve">보리스: 툴라라 — 좋지, 차에 곁들이겠네. 이제 정원으로 가세. 올해 사과가 일찍 익었어. 따는 것 좀 도와주겠나?</w:t>
+      </w:r>
+    </w:p>
+    <w:p>
+      <w:pPr>
+        <w:pStyle w:val="BodyText"/>
+      </w:pPr>
+      <w:r>
+        <w:t xml:space="preserve">알렉세이: 물론 도와 드릴게요. 바구니는 어디 있어요?</w:t>
+      </w:r>
+    </w:p>
+    <w:p>
+      <w:pPr>
+        <w:pStyle w:val="BodyText"/>
+      </w:pPr>
+      <w:r>
+        <w:t xml:space="preserve">보리스: 저기 헛간 옆에. 이건 백색 나리브 품종인데, 아버지가 56년에 심으셨지. 그러니까 나무가 나보다 나이가 많아.</w:t>
+      </w:r>
+    </w:p>
+    <w:p>
+      <w:pPr>
+        <w:pStyle w:val="BodyText"/>
+      </w:pPr>
+      <w:r>
+        <w:t xml:space="preserve">알렉세이: 그럼 여기서 자라셨어요?</w:t>
+      </w:r>
+    </w:p>
+    <w:p>
+      <w:pPr>
+        <w:pStyle w:val="BodyText"/>
+      </w:pPr>
+      <w:r>
+        <w:t xml:space="preserve">보리스: 여기서. 아버지는 번역가였어. 작가들, 페레델키노. 난 작가가 되고 싶었는데 건설업자가 됐지. 그럴 때도 있는 거야.</w:t>
+      </w:r>
+    </w:p>
+    <w:p>
+      <w:pPr>
+        <w:pStyle w:val="BodyText"/>
+      </w:pPr>
+      <w:r>
+        <w:t xml:space="preserve">키릴: 보랴 삼촌, 레모네이드 가져왔어요. 안녕하세요, 키릴이에요, 조카예요.</w:t>
+      </w:r>
+    </w:p>
+    <w:p>
+      <w:pPr>
+        <w:pStyle w:val="BodyText"/>
+      </w:pPr>
+      <w:r>
+        <w:t xml:space="preserve">알렉세이: 알렉세이입니다. 만나서 정말 반가워요.</w:t>
+      </w:r>
+    </w:p>
+    <w:p>
+      <w:pPr>
+        <w:pStyle w:val="BodyText"/>
+      </w:pPr>
+      <w:r>
+        <w:t xml:space="preserve">보리스: 키릴은 내 여동생 아들이야. 런던에서 경영대학원을 나와서 자기를 찾는 중이지, 벌써 2년째 찾고 있어.</w:t>
+      </w:r>
+    </w:p>
+    <w:p>
+      <w:pPr>
+        <w:pStyle w:val="BodyText"/>
+      </w:pPr>
+      <w:r>
+        <w:t xml:space="preserve">키릴: 보랴 삼촌, 또 시작하지 마요. 알렉세이, 의료 쪽이시죠? 저 의료에 관심이 아주 많아요.</w:t>
+      </w:r>
+    </w:p>
+    <w:p>
+      <w:pPr>
+        <w:pStyle w:val="BodyText"/>
+      </w:pPr>
+      <w:r>
+        <w:t xml:space="preserve">보리스: 키릴, 가 있어라. 우린 사과 따는 중이야.</w:t>
+      </w:r>
+    </w:p>
+    <w:p>
+      <w:pPr>
+        <w:pStyle w:val="BodyText"/>
+      </w:pPr>
+      <w:r>
+        <w:t xml:space="preserve">알렉세이: 보리스 이고레비치, 하나 여쭤도 될까요? 일 얘기는 아니에요.</w:t>
+      </w:r>
+    </w:p>
+    <w:p>
+      <w:pPr>
+        <w:pStyle w:val="BodyText"/>
+      </w:pPr>
+      <w:r>
+        <w:t xml:space="preserve">보리스: 물어보게. 일 얘기는 내가 하고 싶을 때 내가 묻지.</w:t>
+      </w:r>
+    </w:p>
+    <w:p>
+      <w:pPr>
+        <w:pStyle w:val="BodyText"/>
+      </w:pPr>
+      <w:r>
+        <w:t xml:space="preserve">알렉세이: 왜 의료예요? 30년째 건설을 하셨잖아요.</w:t>
+      </w:r>
+    </w:p>
+    <w:p>
+      <w:pPr>
+        <w:pStyle w:val="BodyText"/>
+      </w:pPr>
+      <w:r>
+        <w:t xml:space="preserve">보리스: 아내. 12년 전 — 뇌졸중. 군 병원. 장비가 없었어. 모스크바까지 세 시간을 실어 갔지. 너무 늦게 도착했어. 그 뒤로 난 병원을 지어. 돈 때문이 아니야. 어딘가 세 시간 더 가깝도록.</w:t>
+      </w:r>
+    </w:p>
+    <w:p>
+      <w:pPr>
+        <w:pStyle w:val="BodyText"/>
+      </w:pPr>
+      <w:r>
+        <w:t xml:space="preserve">알렉세이: 죄송합니다, 그런 줄 몰랐어요.</w:t>
+      </w:r>
+    </w:p>
+    <w:p>
+      <w:pPr>
+        <w:pStyle w:val="BodyText"/>
+      </w:pPr>
+      <w:r>
+        <w:t xml:space="preserve">보리스: 자네가 어떻게 알겠나, 보고서엔 없는 얘긴데. 벨로바는 돈을 감사했지, 아내를 감사한 건 아니니까.</w:t>
+      </w:r>
+    </w:p>
+    <w:p>
+      <w:pPr>
+        <w:pStyle w:val="BodyText"/>
+      </w:pPr>
+      <w:r>
+        <w:t xml:space="preserve">알렉세이: 우리 할머니는 준의사세요, 마을 네 곳에 혼자셨어요. 구급차를 40분, 겨울엔 두 시간씩 기다렸어요.</w:t>
+      </w:r>
+    </w:p>
+    <w:p>
+      <w:pPr>
+        <w:pStyle w:val="BodyText"/>
+      </w:pPr>
+      <w:r>
+        <w:t xml:space="preserve">보리스: 그러니까 준의사가 만든 잼이로군. 그래서 코냑이 아니었어. 자넨 방금 벨로바의 보고서보다 많은 걸 말해 줬어. 계속 얘기해 보게, 주사기 말고 할머니 얘기로. 주사기는 나중에, 그런 날이 온다면.</w:t>
+      </w:r>
+    </w:p>
+    <w:p>
+      <w:pPr>
+        <w:pStyle w:val="BodyText"/>
+      </w:pPr>
+      <w:r>
+        <w:t xml:space="preserve">알렉세이: 할머니 집 문 위엔 40년 동안 「해를 끼치지 말라」는 판지가 걸려 있었어요. 지금은 우리 문 위에 걸려 있어요.</w:t>
       </w:r>
     </w:p>
     <w:p>
@@ -4170,47 +4170,47 @@
         <w:pStyle w:val="BodyText"/>
       </w:pPr>
       <w:r>
-        <w:t xml:space="preserve">알렉세이: 교육 없이 의사에게 팔지 않는다. 현금으로 거래하지 않는다. 아플 때도요.</w:t>
-      </w:r>
-    </w:p>
-    <w:p>
-      <w:pPr>
-        <w:pStyle w:val="BodyText"/>
-      </w:pPr>
-      <w:r>
-        <w:t xml:space="preserve">보리스: 아플 때 — 그게 어떤 건가?</w:t>
-      </w:r>
-    </w:p>
-    <w:p>
-      <w:pPr>
-        <w:pStyle w:val="BodyText"/>
-      </w:pPr>
-      <w:r>
-        <w:t xml:space="preserve">알렉세이: 금고가 비었는데, 가방 든 사람이 2천만을 제안할 때요.</w:t>
-      </w:r>
-    </w:p>
-    <w:p>
-      <w:pPr>
-        <w:pStyle w:val="BodyText"/>
-      </w:pPr>
-      <w:r>
-        <w:t xml:space="preserve">보리스: 그리고 안 받았고.</w:t>
-      </w:r>
-    </w:p>
-    <w:p>
-      <w:pPr>
-        <w:pStyle w:val="BodyText"/>
-      </w:pPr>
-      <w:r>
-        <w:t xml:space="preserve">알렉세이: 10초 계산했어요. 그다음 안 받았어요. 그리고 계산했다는 걸 파트너들한테 말했어요.</w:t>
-      </w:r>
-    </w:p>
-    <w:p>
-      <w:pPr>
-        <w:pStyle w:val="BodyText"/>
-      </w:pPr>
-      <w:r>
-        <w:t xml:space="preserve">보리스: 10초. 정직하군. 난 96년에 더 오래 계산했지. 그리고 받았어. 한 번. 그 뒤 20년 동안 이름을 씻었지. 사모바르로 가세. 이제 — 일 얘기다. 자넨 사과 시험을 통과했어.</w:t>
+        <w:t xml:space="preserve">알렉세이: 교육 없는 의사에게 팔지 않고, 현금을 주지 않는다는 거요. 아플 때조차도요.</w:t>
+      </w:r>
+    </w:p>
+    <w:p>
+      <w:pPr>
+        <w:pStyle w:val="BodyText"/>
+      </w:pPr>
+      <w:r>
+        <w:t xml:space="preserve">보리스: 「아플 때」라는 건 어떤 건가? 설명해 보게.</w:t>
+      </w:r>
+    </w:p>
+    <w:p>
+      <w:pPr>
+        <w:pStyle w:val="BodyText"/>
+      </w:pPr>
+      <w:r>
+        <w:t xml:space="preserve">알렉세이: 금고는 텅 비었는데 가방 든 사람이 2천만을 제안할 때요.</w:t>
+      </w:r>
+    </w:p>
+    <w:p>
+      <w:pPr>
+        <w:pStyle w:val="BodyText"/>
+      </w:pPr>
+      <w:r>
+        <w:t xml:space="preserve">보리스: 그래서 그 돈을 안 받았나?</w:t>
+      </w:r>
+    </w:p>
+    <w:p>
+      <w:pPr>
+        <w:pStyle w:val="BodyText"/>
+      </w:pPr>
+      <w:r>
+        <w:t xml:space="preserve">알렉세이: 10초 동안 계산하다가 안 받았어요. 그리고 계산했다는 걸 파트너들한테 말했어요.</w:t>
+      </w:r>
+    </w:p>
+    <w:p>
+      <w:pPr>
+        <w:pStyle w:val="BodyText"/>
+      </w:pPr>
+      <w:r>
+        <w:t xml:space="preserve">보리스: 10초라, 정직하군. 난 96년에 더 오래 계산했고, 받았어. 한 번. 그 뒤로 20년 동안 이름을 씻어 냈지. 사모바르로 가세, 이제 일 얘기를 해도 되겠군. 자넨 사과 시험을 통과했어.</w:t>
       </w:r>
     </w:p>
     <w:bookmarkEnd w:id="35"/>
@@ -4228,159 +4228,159 @@
         <w:pStyle w:val="FirstParagraph"/>
       </w:pPr>
       <w:r>
-        <w:t xml:space="preserve">알렉세이: 잼을 곁들인 차. 할머니가 기뻐하실 거예요.</w:t>
-      </w:r>
-    </w:p>
-    <w:p>
-      <w:pPr>
-        <w:pStyle w:val="BodyText"/>
-      </w:pPr>
-      <w:r>
-        <w:t xml:space="preserve">보리스: 좋은 잼이야. 열매가 온전해. 천천히 끓였다는 거지. 이제 질문. 얼마가 필요한가?</w:t>
-      </w:r>
-    </w:p>
-    <w:p>
-      <w:pPr>
-        <w:pStyle w:val="BodyText"/>
-      </w:pPr>
-      <w:r>
-        <w:t xml:space="preserve">알렉세이: 이리나 세르게예브나가 숫자를 보내 드릴 거예요. 전부요.</w:t>
-      </w:r>
-    </w:p>
-    <w:p>
-      <w:pPr>
-        <w:pStyle w:val="BodyText"/>
-      </w:pPr>
-      <w:r>
-        <w:t xml:space="preserve">보리스: 숫자는 어제 봤어. 숫자를 묻는 게 아니야. 자네한테 묻는 거야. 얼마?</w:t>
-      </w:r>
-    </w:p>
-    <w:p>
-      <w:pPr>
-        <w:pStyle w:val="BodyText"/>
-      </w:pPr>
-      <w:r>
-        <w:t xml:space="preserve">알렉세이: 보리스 이고레비치, 이런 말을 들었어요: 숫자를 먼저 부르는 사람이 숫자의 절반을 잃는다고.</w:t>
-      </w:r>
-    </w:p>
-    <w:p>
-      <w:pPr>
-        <w:pStyle w:val="BodyText"/>
-      </w:pPr>
-      <w:r>
-        <w:t xml:space="preserve">보리스: 미로노바가 한 말인가? 알 만하군. 좋아. 그럼 내가 부르지. 4천만. 20퍼센트에.</w:t>
-      </w:r>
-    </w:p>
-    <w:p>
-      <w:pPr>
-        <w:pStyle w:val="BodyText"/>
-      </w:pPr>
-      <w:r>
-        <w:t xml:space="preserve">알렉세이: 그건… 이리나 세르게예브나가 계산한 것과 정확히 같아요.</w:t>
-      </w:r>
-    </w:p>
-    <w:p>
-      <w:pPr>
-        <w:pStyle w:val="BodyText"/>
-      </w:pPr>
-      <w:r>
-        <w:t xml:space="preserve">보리스: 알아. 그 사람 표로 계산했으니까. 2억 — 정직한 평가야. 그 이상은 아니고.</w:t>
-      </w:r>
-    </w:p>
-    <w:p>
-      <w:pPr>
-        <w:pStyle w:val="BodyText"/>
-      </w:pPr>
-      <w:r>
-        <w:t xml:space="preserve">알렉세이: 왜 흥정을 안 하세요?</w:t>
-      </w:r>
-    </w:p>
-    <w:p>
-      <w:pPr>
-        <w:pStyle w:val="BodyText"/>
-      </w:pPr>
-      <w:r>
-        <w:t xml:space="preserve">보리스: 난 주사기에 투자하는 게 아니니까. 10초 계산하고 나서 파트너들한테 말하는 사람들에게 투자하는 거야. 그런 사람들과는 흥정하지 않아. 통째로 받거나, 떠나거나.</w:t>
-      </w:r>
-    </w:p>
-    <w:p>
-      <w:pPr>
-        <w:pStyle w:val="BodyText"/>
-      </w:pPr>
-      <w:r>
-        <w:t xml:space="preserve">알렉세이: 그럼 제 질문이요. 왜 1년 전에 저희를 찾지 않으셨어요? 금고가 비었을 때요.</w:t>
-      </w:r>
-    </w:p>
-    <w:p>
-      <w:pPr>
-        <w:pStyle w:val="BodyText"/>
-      </w:pPr>
-      <w:r>
-        <w:t xml:space="preserve">보리스: 좋은 질문이야. 그럼 자넨 왜 1년 전에 나한테 오지 않았나? 벨로바는 내 이름을 알았는데.</w:t>
-      </w:r>
-    </w:p>
-    <w:p>
-      <w:pPr>
-        <w:pStyle w:val="BodyText"/>
-      </w:pPr>
-      <w:r>
-        <w:t xml:space="preserve">알렉세이: 그때였다면 51퍼센트를 500만에 팔았을 테니까요. 올가 페트로브나가 그러셨어요: 그건 4월에 수확을 파는 거라고. 7월까지 기다렸어요. 힘들었어요.</w:t>
-      </w:r>
-    </w:p>
-    <w:p>
-      <w:pPr>
-        <w:pStyle w:val="BodyText"/>
-      </w:pPr>
-      <w:r>
-        <w:t xml:space="preserve">보리스: 4월의 수확. 자넨 팔았을 거고, 난 샀을 거고. 그리고 우린 둘 다 졌겠지.</w:t>
-      </w:r>
-    </w:p>
-    <w:p>
-      <w:pPr>
-        <w:pStyle w:val="BodyText"/>
-      </w:pPr>
-      <w:r>
-        <w:t xml:space="preserve">알렉세이: 왜 둘 다요?</w:t>
-      </w:r>
-    </w:p>
-    <w:p>
-      <w:pPr>
-        <w:pStyle w:val="BodyText"/>
-      </w:pPr>
-      <w:r>
-        <w:t xml:space="preserve">보리스: 500만에 난 겁먹은 대표를 얻었을 테니까. 겁먹은 대표는 교육 없이 의사에게 팔지. 1년 뒤 — 결절, 소송, 그리고 내 500만은 쓰레기통에.</w:t>
-      </w:r>
-    </w:p>
-    <w:p>
-      <w:pPr>
-        <w:pStyle w:val="BodyText"/>
-      </w:pPr>
-      <w:r>
-        <w:t xml:space="preserve">알렉세이: 그럼 4천만. 20퍼센트. 파트너들과 상의해야 해요.</w:t>
-      </w:r>
-    </w:p>
-    <w:p>
-      <w:pPr>
-        <w:pStyle w:val="BodyText"/>
-      </w:pPr>
-      <w:r>
-        <w:t xml:space="preserve">보리스: 당연하지. 9항이지? 모든 결정은 셋이서. 레프 마르코비치가 자네들 협약을 다 얘기해 줬어. 전부.</w:t>
-      </w:r>
-    </w:p>
-    <w:p>
-      <w:pPr>
-        <w:pStyle w:val="BodyText"/>
-      </w:pPr>
-      <w:r>
-        <w:t xml:space="preserve">알렉세이: 전부요? 판지까지요?</w:t>
-      </w:r>
-    </w:p>
-    <w:p>
-      <w:pPr>
-        <w:pStyle w:val="BodyText"/>
-      </w:pPr>
-      <w:r>
-        <w:t xml:space="preserve">보리스: 특히 판지. 그래서 자넬 부른 거야. 하지만 조건이 있을 거야. 오늘은 아니고.</w:t>
+        <w:t xml:space="preserve">알렉세이: 할머니 잼을 곁들인 차네요. 이걸 보시면 정말 기뻐하실 거예요.</w:t>
+      </w:r>
+    </w:p>
+    <w:p>
+      <w:pPr>
+        <w:pStyle w:val="BodyText"/>
+      </w:pPr>
+      <w:r>
+        <w:t xml:space="preserve">보리스: 좋은 잼이야, 열매가 온전해. 천천히 끓였다는 뜻이지. 이제 질문이네: 얼마가 필요한가?</w:t>
+      </w:r>
+    </w:p>
+    <w:p>
+      <w:pPr>
+        <w:pStyle w:val="BodyText"/>
+      </w:pPr>
+      <w:r>
+        <w:t xml:space="preserve">알렉세이: 이리나 세르게예브나가 숫자를 전부, 마지막 하나까지 보내 드릴 거예요.</w:t>
+      </w:r>
+    </w:p>
+    <w:p>
+      <w:pPr>
+        <w:pStyle w:val="BodyText"/>
+      </w:pPr>
+      <w:r>
+        <w:t xml:space="preserve">보리스: 숫자는 어제 봤어. 숫자를 묻는 게 아니라 자네한테 묻는 거야. 얼마인가?</w:t>
+      </w:r>
+    </w:p>
+    <w:p>
+      <w:pPr>
+        <w:pStyle w:val="BodyText"/>
+      </w:pPr>
+      <w:r>
+        <w:t xml:space="preserve">알렉세이: 보리스 이고레비치, 숫자를 먼저 말하는 사람이 그 숫자의 절반을 잃는다고 들었어요.</w:t>
+      </w:r>
+    </w:p>
+    <w:p>
+      <w:pPr>
+        <w:pStyle w:val="BodyText"/>
+      </w:pPr>
+      <w:r>
+        <w:t xml:space="preserve">보리스: 미로노바가 그랬나? 그 사람답군. 좋아, 그럼 내가 말하지: 20퍼센트에 4천만.</w:t>
+      </w:r>
+    </w:p>
+    <w:p>
+      <w:pPr>
+        <w:pStyle w:val="BodyText"/>
+      </w:pPr>
+      <w:r>
+        <w:t xml:space="preserve">알렉세이: 그건… 그건 이리나 세르게예브나가 계산한 것과 정확히 같아요.</w:t>
+      </w:r>
+    </w:p>
+    <w:p>
+      <w:pPr>
+        <w:pStyle w:val="BodyText"/>
+      </w:pPr>
+      <w:r>
+        <w:t xml:space="preserve">보리스: 알아, 그 사람 표로 계산했으니까. 2억 — 정직한 평가야. 그 이상은 아니고.</w:t>
+      </w:r>
+    </w:p>
+    <w:p>
+      <w:pPr>
+        <w:pStyle w:val="BodyText"/>
+      </w:pPr>
+      <w:r>
+        <w:t xml:space="preserve">알렉세이: 그런데 왜 전혀 흥정을 안 하세요?</w:t>
+      </w:r>
+    </w:p>
+    <w:p>
+      <w:pPr>
+        <w:pStyle w:val="BodyText"/>
+      </w:pPr>
+      <w:r>
+        <w:t xml:space="preserve">보리스: 난 주사기에 투자하는 게 아니니까. 10초 계산하고 나서 파트너들한테 털어놓는 사람들에게 투자하는 거야. 그런 사람들과는 흥정하지 않아. 통째로 받아들이든지 떠나든지 둘 중 하나고, 난 떠날 생각이 없어.</w:t>
+      </w:r>
+    </w:p>
+    <w:p>
+      <w:pPr>
+        <w:pStyle w:val="BodyText"/>
+      </w:pPr>
+      <w:r>
+        <w:t xml:space="preserve">알렉세이: 그럼 저도 질문이 있어요. 금고가 텅 비었던 1년 전엔 왜 저희를 찾지 않으셨어요?</w:t>
+      </w:r>
+    </w:p>
+    <w:p>
+      <w:pPr>
+        <w:pStyle w:val="BodyText"/>
+      </w:pPr>
+      <w:r>
+        <w:t xml:space="preserve">보리스: 좋은 질문이야. 그럼 자넨 왜 1년 전에 나한테 오지 않았나? 벨로바는 내 이름을 알았잖아.</w:t>
+      </w:r>
+    </w:p>
+    <w:p>
+      <w:pPr>
+        <w:pStyle w:val="BodyText"/>
+      </w:pPr>
+      <w:r>
+        <w:t xml:space="preserve">알렉세이: 그때였다면 51퍼센트를 500만에 팔았을 테니까요. 올가 페트로브나가 그건 4월에 수확을 파는 거나 마찬가지라고 했어요. 우리는 7월까지 기다렸고, 정말 힘들었어요.</w:t>
+      </w:r>
+    </w:p>
+    <w:p>
+      <w:pPr>
+        <w:pStyle w:val="BodyText"/>
+      </w:pPr>
+      <w:r>
+        <w:t xml:space="preserve">보리스: 4월의 수확이라. 자넨 팔았을 거고, 난 샀을 거야. 그리고 우리 둘 다 졌겠지.</w:t>
+      </w:r>
+    </w:p>
+    <w:p>
+      <w:pPr>
+        <w:pStyle w:val="BodyText"/>
+      </w:pPr>
+      <w:r>
+        <w:t xml:space="preserve">알렉세이: 왜 둘 다요? 적은 돈으로 더 많이 가지셨을 텐데요.</w:t>
+      </w:r>
+    </w:p>
+    <w:p>
+      <w:pPr>
+        <w:pStyle w:val="BodyText"/>
+      </w:pPr>
+      <w:r>
+        <w:t xml:space="preserve">보리스: 500만이면 난 겁먹은 대표를 얻었을 테니까. 그리고 겁먹은 대표는 교육 없는 의사에게 팔아. 1년 뒤면 결절, 소송, 그리고 내 500만은 쓰레기통에 있었겠지.</w:t>
+      </w:r>
+    </w:p>
+    <w:p>
+      <w:pPr>
+        <w:pStyle w:val="BodyText"/>
+      </w:pPr>
+      <w:r>
+        <w:t xml:space="preserve">알렉세이: 그럼 20에 4천. 하지만 파트너들과 상의해야 해요.</w:t>
+      </w:r>
+    </w:p>
+    <w:p>
+      <w:pPr>
+        <w:pStyle w:val="BodyText"/>
+      </w:pPr>
+      <w:r>
+        <w:t xml:space="preserve">보리스: 당연하지. 9조, 그렇지? 모든 결정은 셋이서. 레프 마르코비치가 자네들 계약을 전부 얘기해 줬어.</w:t>
+      </w:r>
+    </w:p>
+    <w:p>
+      <w:pPr>
+        <w:pStyle w:val="BodyText"/>
+      </w:pPr>
+      <w:r>
+        <w:t xml:space="preserve">알렉세이: 전부요? 판지 얘기까지요?</w:t>
+      </w:r>
+    </w:p>
+    <w:p>
+      <w:pPr>
+        <w:pStyle w:val="BodyText"/>
+      </w:pPr>
+      <w:r>
+        <w:t xml:space="preserve">보리스: 특히 판지 얘기. 그래서 자넬 부른 거야. 하지만 내 조건이 있을 거야, 오늘은 아니고.</w:t>
       </w:r>
     </w:p>
     <w:p>
@@ -4396,31 +4396,31 @@
         <w:pStyle w:val="BodyText"/>
       </w:pPr>
       <w:r>
-        <w:t xml:space="preserve">보리스: 오늘은 아니야. 오늘은 — 사과와 잼. 다음 토요일 — 바냐. 거기서 얘기하지. 사람답게.</w:t>
-      </w:r>
-    </w:p>
-    <w:p>
-      <w:pPr>
-        <w:pStyle w:val="BodyText"/>
-      </w:pPr>
-      <w:r>
-        <w:t xml:space="preserve">키릴: 보랴 삼촌, 저도 바냐 가도 돼요? 전 의료에 아주 관심이 많거든요.</w:t>
-      </w:r>
-    </w:p>
-    <w:p>
-      <w:pPr>
-        <w:pStyle w:val="BodyText"/>
-      </w:pPr>
-      <w:r>
-        <w:t xml:space="preserve">보리스: 두고 보자, 키릴. 두고 보자. 알렉세이, 할머니께 전해 주게: 열매가 온전하더라고. 내가 알아봤다고.</w:t>
-      </w:r>
-    </w:p>
-    <w:p>
-      <w:pPr>
-        <w:pStyle w:val="BodyText"/>
-      </w:pPr>
-      <w:r>
-        <w:t xml:space="preserve">알렉세이: 전할게요, 보리스 이고레비치. 기뻐하실 거예요. 늘 그러세요: 「서두르는 사람은 열매가 터진다」고.</w:t>
+        <w:t xml:space="preserve">보리스: 오늘은 아니야. 오늘은 사과와 잼이고, 다음 토요일엔 바냐(사우나)야. 거기서 얘기하세, 인간적으로.</w:t>
+      </w:r>
+    </w:p>
+    <w:p>
+      <w:pPr>
+        <w:pStyle w:val="BodyText"/>
+      </w:pPr>
+      <w:r>
+        <w:t xml:space="preserve">키릴: 보랴 삼촌, 저도 바냐에 가도 돼요? 저 의료에 관심 많잖아요.</w:t>
+      </w:r>
+    </w:p>
+    <w:p>
+      <w:pPr>
+        <w:pStyle w:val="BodyText"/>
+      </w:pPr>
+      <w:r>
+        <w:t xml:space="preserve">보리스: 두고 보자, 키릴, 두고 보자. 알렉세이, 할머니께 열매가 온전하다고 전해 드리게. 내가 알아봤다고.</w:t>
+      </w:r>
+    </w:p>
+    <w:p>
+      <w:pPr>
+        <w:pStyle w:val="BodyText"/>
+      </w:pPr>
+      <w:r>
+        <w:t xml:space="preserve">알렉세이: 전해 드릴게요, 보리스 이고레비치. 기뻐하실 거예요. 할머니는 늘 「서두르는 사람은 열매가 터진다」고 하세요.</w:t>
       </w:r>
     </w:p>
     <w:bookmarkEnd w:id="36"/>
@@ -4438,119 +4438,119 @@
         <w:pStyle w:val="FirstParagraph"/>
       </w:pPr>
       <w:r>
-        <w:t xml:space="preserve">이리나: 알렉세이, 어땠어요? 레프 마르코비치가 벌써 전화했어요. 한 시간 전에.</w:t>
-      </w:r>
-    </w:p>
-    <w:p>
-      <w:pPr>
-        <w:pStyle w:val="BodyText"/>
-      </w:pPr>
-      <w:r>
-        <w:t xml:space="preserve">알렉세이: 뭐라고 하셨어요?</w:t>
-      </w:r>
-    </w:p>
-    <w:p>
-      <w:pPr>
-        <w:pStyle w:val="BodyText"/>
-      </w:pPr>
-      <w:r>
-        <w:t xml:space="preserve">이리나: 란스코이가 정원에서 그분한테 전화했대요. 한마디: 「그 녀석은 거짓말을 안 해. 잼도 맛있고」.</w:t>
-      </w:r>
-    </w:p>
-    <w:p>
-      <w:pPr>
-        <w:pStyle w:val="BodyText"/>
-      </w:pPr>
-      <w:r>
-        <w:t xml:space="preserve">올가: 스피커로 듣고 있어요. 숫자는 그분이 불렀어요?</w:t>
-      </w:r>
-    </w:p>
-    <w:p>
-      <w:pPr>
-        <w:pStyle w:val="BodyText"/>
-      </w:pPr>
-      <w:r>
-        <w:t xml:space="preserve">알렉세이: 그분이요. 20퍼센트에 4천. 이리나 표와 똑같이.</w:t>
-      </w:r>
-    </w:p>
-    <w:p>
-      <w:pPr>
-        <w:pStyle w:val="BodyText"/>
-      </w:pPr>
-      <w:r>
-        <w:t xml:space="preserve">올가: 표와 똑같이. 그럼 흥정이 아니라 검증을 한 거네요. 더 나쁘기도 하고 더 좋기도 해요.</w:t>
-      </w:r>
-    </w:p>
-    <w:p>
-      <w:pPr>
-        <w:pStyle w:val="BodyText"/>
-      </w:pPr>
-      <w:r>
-        <w:t xml:space="preserve">알렉세이: 왜 더 나빠요?</w:t>
-      </w:r>
-    </w:p>
-    <w:p>
-      <w:pPr>
-        <w:pStyle w:val="BodyText"/>
-      </w:pPr>
-      <w:r>
-        <w:t xml:space="preserve">올가: 돈으로 흥정하지 않는 사람은 다른 걸로 흥정하니까요. 조건으로. 바냐에서 할 얘기가 그거예요. 돈은 그분의 언어고. 조건은 그분의 성격이죠.</w:t>
-      </w:r>
-    </w:p>
-    <w:p>
-      <w:pPr>
-        <w:pStyle w:val="BodyText"/>
-      </w:pPr>
-      <w:r>
-        <w:t xml:space="preserve">이리나: 조건 얘기를 했어요?</w:t>
-      </w:r>
-    </w:p>
-    <w:p>
-      <w:pPr>
-        <w:pStyle w:val="BodyText"/>
-      </w:pPr>
-      <w:r>
-        <w:t xml:space="preserve">알렉세이: 했어요: 「있을 거다」. 토요일에. 바냐에서. 「사람답게」.</w:t>
-      </w:r>
-    </w:p>
-    <w:p>
-      <w:pPr>
-        <w:pStyle w:val="BodyText"/>
-      </w:pPr>
-      <w:r>
-        <w:t xml:space="preserve">올가: 「사람답게(по-человечески)」 — 러시아 비즈니스에서 제일 위험한 말이에요. 변호사 없이라는 뜻이죠.</w:t>
-      </w:r>
-    </w:p>
-    <w:p>
-      <w:pPr>
-        <w:pStyle w:val="BodyText"/>
-      </w:pPr>
-      <w:r>
-        <w:t xml:space="preserve">이리나: 그럼 변호사는 차에서 기다리게 하죠. 자이체프. 제가 말해 둘게요.</w:t>
-      </w:r>
-    </w:p>
-    <w:p>
-      <w:pPr>
-        <w:pStyle w:val="BodyText"/>
-      </w:pPr>
-      <w:r>
-        <w:t xml:space="preserve">알렉세이: 그리고 하나 더. 조카가 있어요. 키릴. 런던 비즈니스 스쿨. 「의료에 아주 관심이 많다」. 두 번 말했어요.</w:t>
-      </w:r>
-    </w:p>
-    <w:p>
-      <w:pPr>
-        <w:pStyle w:val="BodyText"/>
-      </w:pPr>
-      <w:r>
-        <w:t xml:space="preserve">올가: 두 번. 같은 말을 두 번 하는 조카는 대개 조건 속에 등장해요.</w:t>
-      </w:r>
-    </w:p>
-    <w:p>
-      <w:pPr>
-        <w:pStyle w:val="BodyText"/>
-      </w:pPr>
-      <w:r>
-        <w:t xml:space="preserve">알렉세이: 두고 보죠. 보리스 이고레비치 말처럼. 본론으로 갑시다: 토요일엔 — 바냐, 월요일엔 — 셋이서 의사록. 이리나, 자이체프에게 협약서랑 판지를 보내 줘요. 농담이에요. 협약서만요.</w:t>
+        <w:t xml:space="preserve">이리나: 알렉세이, 어떻게 됐어요? 레프 마르코비치가 한 시간 전에 벌써 전화했어요.</w:t>
+      </w:r>
+    </w:p>
+    <w:p>
+      <w:pPr>
+        <w:pStyle w:val="BodyText"/>
+      </w:pPr>
+      <w:r>
+        <w:t xml:space="preserve">알렉세이: 뭐라고 하던가요?</w:t>
+      </w:r>
+    </w:p>
+    <w:p>
+      <w:pPr>
+        <w:pStyle w:val="BodyText"/>
+      </w:pPr>
+      <w:r>
+        <w:t xml:space="preserve">이리나: 란스코이가 정원에서 바로 전화했대요. 한 문장이요: 「그 친구는 거짓말을 안 해. 잼도 좋고」.</w:t>
+      </w:r>
+    </w:p>
+    <w:p>
+      <w:pPr>
+        <w:pStyle w:val="BodyText"/>
+      </w:pPr>
+      <w:r>
+        <w:t xml:space="preserve">올가: 나도 스피커폰으로 듣고 있어요. 숫자는 그분이 불렀어요?</w:t>
+      </w:r>
+    </w:p>
+    <w:p>
+      <w:pPr>
+        <w:pStyle w:val="BodyText"/>
+      </w:pPr>
+      <w:r>
+        <w:t xml:space="preserve">알렉세이: 그분이요. 20에 4천, 이리나 표와 정확히 같아요.</w:t>
+      </w:r>
+    </w:p>
+    <w:p>
+      <w:pPr>
+        <w:pStyle w:val="BodyText"/>
+      </w:pPr>
+      <w:r>
+        <w:t xml:space="preserve">올가: 표와 정확히 같다면 흥정한 게 아니라 표를 검증한 거예요. 그건 나쁘기도 하고 좋기도 해요.</w:t>
+      </w:r>
+    </w:p>
+    <w:p>
+      <w:pPr>
+        <w:pStyle w:val="BodyText"/>
+      </w:pPr>
+      <w:r>
+        <w:t xml:space="preserve">알렉세이: 왜 나빠요? 제 생각엔 좋기만 한데요.</w:t>
+      </w:r>
+    </w:p>
+    <w:p>
+      <w:pPr>
+        <w:pStyle w:val="BodyText"/>
+      </w:pPr>
+      <w:r>
+        <w:t xml:space="preserve">올가: 돈으로 흥정하지 않는 사람은 다른 걸로 흥정하니까요, 즉 조건으로요. 바냐는 바로 그 얘기일 거예요. 돈은 그분의 언어고, 조건은 그분의 성격이에요. 그리고 보아하니 성격이 아주 강하네요.</w:t>
+      </w:r>
+    </w:p>
+    <w:p>
+      <w:pPr>
+        <w:pStyle w:val="BodyText"/>
+      </w:pPr>
+      <w:r>
+        <w:t xml:space="preserve">이리나: 조건에 대해 뭐라고 했어요?</w:t>
+      </w:r>
+    </w:p>
+    <w:p>
+      <w:pPr>
+        <w:pStyle w:val="BodyText"/>
+      </w:pPr>
+      <w:r>
+        <w:t xml:space="preserve">알렉세이: 있을 거래요. 토요일에, 바냐에서, 「인간적으로」.</w:t>
+      </w:r>
+    </w:p>
+    <w:p>
+      <w:pPr>
+        <w:pStyle w:val="BodyText"/>
+      </w:pPr>
+      <w:r>
+        <w:t xml:space="preserve">올가: 「인간적으로」는 러시아 비즈니스에서 제일 위험한 말이에요. 변호사 없이라는 뜻이거든요.</w:t>
+      </w:r>
+    </w:p>
+    <w:p>
+      <w:pPr>
+        <w:pStyle w:val="BodyText"/>
+      </w:pPr>
+      <w:r>
+        <w:t xml:space="preserve">이리나: 그럼 변호사는 차에서 기다리게 하죠. 자이체프로 할게요, 제가 얘기해 둘게요.</w:t>
+      </w:r>
+    </w:p>
+    <w:p>
+      <w:pPr>
+        <w:pStyle w:val="BodyText"/>
+      </w:pPr>
+      <w:r>
+        <w:t xml:space="preserve">알렉세이: 그리고 하나 더요. 그분한테 키릴이라는 조카가 있는데, 런던 경영대학원을 나왔어요. 「의료에 관심이 아주 많다」는 말을 두 번이나 했어요.</w:t>
+      </w:r>
+    </w:p>
+    <w:p>
+      <w:pPr>
+        <w:pStyle w:val="BodyText"/>
+      </w:pPr>
+      <w:r>
+        <w:t xml:space="preserve">올가: 두 번이라. 같은 말을 두 번 하는 조카는 대개 조건에 등장해요.</w:t>
+      </w:r>
+    </w:p>
+    <w:p>
+      <w:pPr>
+        <w:pStyle w:val="BodyText"/>
+      </w:pPr>
+      <w:r>
+        <w:t xml:space="preserve">알렉세이: 보리스 이고레비치 말처럼, 두고 보죠. 본론으로 갑시다: 토요일엔 바냐, 월요일엔 셋이서 의사록. 이리나, 자이체프에게 우리 계약서랑 판지를 보내 줘요. 농담이에요, 계약서만요. 판지는 문에 그대로 있어야 하니까요.</w:t>
       </w:r>
     </w:p>
     <w:bookmarkEnd w:id="37"/>
